--- a/fuentes/CF3_82110034_DU.docx
+++ b/fuentes/CF3_82110034_DU.docx
@@ -560,7 +560,7 @@
             </w:rPr>
             <w:fldChar w:fldCharType="separate"/>
           </w:r>
-          <w:hyperlink w:anchor="_Toc202347712" w:history="1">
+          <w:hyperlink w:anchor="_Toc205839278" w:history="1">
             <w:r>
               <w:rPr>
                 <w:rStyle w:val="Hipervnculo"/>
@@ -587,7 +587,7 @@
                 <w:noProof/>
                 <w:webHidden/>
               </w:rPr>
-              <w:instrText xml:space="preserve"> PAGEREF _Toc202347712 \h </w:instrText>
+              <w:instrText xml:space="preserve"> PAGEREF _Toc205839278 \h </w:instrText>
             </w:r>
             <w:r>
               <w:rPr>
@@ -634,7 +634,7 @@
               <w14:ligatures w14:val="none"/>
             </w:rPr>
           </w:pPr>
-          <w:hyperlink w:anchor="_Toc202347713" w:history="1">
+          <w:hyperlink w:anchor="_Toc205839279" w:history="1">
             <w:r>
               <w:rPr>
                 <w:rStyle w:val="Hipervnculo"/>
@@ -679,7 +679,7 @@
                 <w:noProof/>
                 <w:webHidden/>
               </w:rPr>
-              <w:instrText xml:space="preserve"> PAGEREF _Toc202347713 \h </w:instrText>
+              <w:instrText xml:space="preserve"> PAGEREF _Toc205839279 \h </w:instrText>
             </w:r>
             <w:r>
               <w:rPr>
@@ -726,7 +726,7 @@
               <w14:ligatures w14:val="none"/>
             </w:rPr>
           </w:pPr>
-          <w:hyperlink w:anchor="_Toc202347714" w:history="1">
+          <w:hyperlink w:anchor="_Toc205839280" w:history="1">
             <w:r>
               <w:rPr>
                 <w:rStyle w:val="Hipervnculo"/>
@@ -771,7 +771,7 @@
                 <w:noProof/>
                 <w:webHidden/>
               </w:rPr>
-              <w:instrText xml:space="preserve"> PAGEREF _Toc202347714 \h </w:instrText>
+              <w:instrText xml:space="preserve"> PAGEREF _Toc205839280 \h </w:instrText>
             </w:r>
             <w:r>
               <w:rPr>
@@ -813,7 +813,7 @@
               <w14:ligatures w14:val="none"/>
             </w:rPr>
           </w:pPr>
-          <w:hyperlink w:anchor="_Toc202347717" w:history="1">
+          <w:hyperlink w:anchor="_Toc205839283" w:history="1">
             <w:r>
               <w:rPr>
                 <w:rStyle w:val="Hipervnculo"/>
@@ -858,7 +858,7 @@
               <w:rPr>
                 <w:webHidden/>
               </w:rPr>
-              <w:instrText xml:space="preserve"> PAGEREF _Toc202347717 \h </w:instrText>
+              <w:instrText xml:space="preserve"> PAGEREF _Toc205839283 \h </w:instrText>
             </w:r>
             <w:r>
               <w:rPr>
@@ -901,7 +901,7 @@
               <w14:ligatures w14:val="none"/>
             </w:rPr>
           </w:pPr>
-          <w:hyperlink w:anchor="_Toc202347718" w:history="1">
+          <w:hyperlink w:anchor="_Toc205839284" w:history="1">
             <w:r>
               <w:rPr>
                 <w:rStyle w:val="Hipervnculo"/>
@@ -946,7 +946,7 @@
                 <w:noProof/>
                 <w:webHidden/>
               </w:rPr>
-              <w:instrText xml:space="preserve"> PAGEREF _Toc202347718 \h </w:instrText>
+              <w:instrText xml:space="preserve"> PAGEREF _Toc205839284 \h </w:instrText>
             </w:r>
             <w:r>
               <w:rPr>
@@ -993,7 +993,7 @@
               <w14:ligatures w14:val="none"/>
             </w:rPr>
           </w:pPr>
-          <w:hyperlink w:anchor="_Toc202347719" w:history="1">
+          <w:hyperlink w:anchor="_Toc205839285" w:history="1">
             <w:r>
               <w:rPr>
                 <w:rStyle w:val="Hipervnculo"/>
@@ -1038,7 +1038,7 @@
                 <w:noProof/>
                 <w:webHidden/>
               </w:rPr>
-              <w:instrText xml:space="preserve"> PAGEREF _Toc202347719 \h </w:instrText>
+              <w:instrText xml:space="preserve"> PAGEREF _Toc205839285 \h </w:instrText>
             </w:r>
             <w:r>
               <w:rPr>
@@ -1085,7 +1085,7 @@
               <w14:ligatures w14:val="none"/>
             </w:rPr>
           </w:pPr>
-          <w:hyperlink w:anchor="_Toc202347720" w:history="1">
+          <w:hyperlink w:anchor="_Toc205839286" w:history="1">
             <w:r>
               <w:rPr>
                 <w:rStyle w:val="Hipervnculo"/>
@@ -1130,7 +1130,7 @@
                 <w:noProof/>
                 <w:webHidden/>
               </w:rPr>
-              <w:instrText xml:space="preserve"> PAGEREF _Toc202347720 \h </w:instrText>
+              <w:instrText xml:space="preserve"> PAGEREF _Toc205839286 \h </w:instrText>
             </w:r>
             <w:r>
               <w:rPr>
@@ -1177,7 +1177,7 @@
               <w14:ligatures w14:val="none"/>
             </w:rPr>
           </w:pPr>
-          <w:hyperlink w:anchor="_Toc202347721" w:history="1">
+          <w:hyperlink w:anchor="_Toc205839287" w:history="1">
             <w:r>
               <w:rPr>
                 <w:rStyle w:val="Hipervnculo"/>
@@ -1222,7 +1222,7 @@
                 <w:noProof/>
                 <w:webHidden/>
               </w:rPr>
-              <w:instrText xml:space="preserve"> PAGEREF _Toc202347721 \h </w:instrText>
+              <w:instrText xml:space="preserve"> PAGEREF _Toc205839287 \h </w:instrText>
             </w:r>
             <w:r>
               <w:rPr>
@@ -1264,7 +1264,7 @@
               <w14:ligatures w14:val="none"/>
             </w:rPr>
           </w:pPr>
-          <w:hyperlink w:anchor="_Toc202347726" w:history="1">
+          <w:hyperlink w:anchor="_Toc205839292" w:history="1">
             <w:r>
               <w:rPr>
                 <w:rStyle w:val="Hipervnculo"/>
@@ -1309,7 +1309,7 @@
               <w:rPr>
                 <w:webHidden/>
               </w:rPr>
-              <w:instrText xml:space="preserve"> PAGEREF _Toc202347726 \h </w:instrText>
+              <w:instrText xml:space="preserve"> PAGEREF _Toc205839292 \h </w:instrText>
             </w:r>
             <w:r>
               <w:rPr>
@@ -1352,7 +1352,7 @@
               <w14:ligatures w14:val="none"/>
             </w:rPr>
           </w:pPr>
-          <w:hyperlink w:anchor="_Toc202347727" w:history="1">
+          <w:hyperlink w:anchor="_Toc205839293" w:history="1">
             <w:r>
               <w:rPr>
                 <w:rStyle w:val="Hipervnculo"/>
@@ -1397,7 +1397,7 @@
                 <w:noProof/>
                 <w:webHidden/>
               </w:rPr>
-              <w:instrText xml:space="preserve"> PAGEREF _Toc202347727 \h </w:instrText>
+              <w:instrText xml:space="preserve"> PAGEREF _Toc205839293 \h </w:instrText>
             </w:r>
             <w:r>
               <w:rPr>
@@ -1443,7 +1443,7 @@
               <w14:ligatures w14:val="none"/>
             </w:rPr>
           </w:pPr>
-          <w:hyperlink w:anchor="_Toc202347728" w:history="1">
+          <w:hyperlink w:anchor="_Toc205839294" w:history="1">
             <w:r>
               <w:rPr>
                 <w:rStyle w:val="Hipervnculo"/>
@@ -1470,7 +1470,7 @@
                 <w:noProof/>
                 <w:webHidden/>
               </w:rPr>
-              <w:instrText xml:space="preserve"> PAGEREF _Toc202347728 \h </w:instrText>
+              <w:instrText xml:space="preserve"> PAGEREF _Toc205839294 \h </w:instrText>
             </w:r>
             <w:r>
               <w:rPr>
@@ -1516,7 +1516,7 @@
               <w14:ligatures w14:val="none"/>
             </w:rPr>
           </w:pPr>
-          <w:hyperlink w:anchor="_Toc202347729" w:history="1">
+          <w:hyperlink w:anchor="_Toc205839295" w:history="1">
             <w:r>
               <w:rPr>
                 <w:rStyle w:val="Hipervnculo"/>
@@ -1543,7 +1543,7 @@
                 <w:noProof/>
                 <w:webHidden/>
               </w:rPr>
-              <w:instrText xml:space="preserve"> PAGEREF _Toc202347729 \h </w:instrText>
+              <w:instrText xml:space="preserve"> PAGEREF _Toc205839295 \h </w:instrText>
             </w:r>
             <w:r>
               <w:rPr>
@@ -1589,7 +1589,7 @@
               <w14:ligatures w14:val="none"/>
             </w:rPr>
           </w:pPr>
-          <w:hyperlink w:anchor="_Toc202347730" w:history="1">
+          <w:hyperlink w:anchor="_Toc205839296" w:history="1">
             <w:r>
               <w:rPr>
                 <w:rStyle w:val="Hipervnculo"/>
@@ -1616,7 +1616,7 @@
                 <w:noProof/>
                 <w:webHidden/>
               </w:rPr>
-              <w:instrText xml:space="preserve"> PAGEREF _Toc202347730 \h </w:instrText>
+              <w:instrText xml:space="preserve"> PAGEREF _Toc205839296 \h </w:instrText>
             </w:r>
             <w:r>
               <w:rPr>
@@ -1662,7 +1662,7 @@
               <w14:ligatures w14:val="none"/>
             </w:rPr>
           </w:pPr>
-          <w:hyperlink w:anchor="_Toc202347731" w:history="1">
+          <w:hyperlink w:anchor="_Toc205839297" w:history="1">
             <w:r>
               <w:rPr>
                 <w:rStyle w:val="Hipervnculo"/>
@@ -1690,7 +1690,7 @@
                 <w:noProof/>
                 <w:webHidden/>
               </w:rPr>
-              <w:instrText xml:space="preserve"> PAGEREF _Toc202347731 \h </w:instrText>
+              <w:instrText xml:space="preserve"> PAGEREF _Toc205839297 \h </w:instrText>
             </w:r>
             <w:r>
               <w:rPr>
@@ -1736,7 +1736,7 @@
               <w14:ligatures w14:val="none"/>
             </w:rPr>
           </w:pPr>
-          <w:hyperlink w:anchor="_Toc202347732" w:history="1">
+          <w:hyperlink w:anchor="_Toc205839298" w:history="1">
             <w:r>
               <w:rPr>
                 <w:rStyle w:val="Hipervnculo"/>
@@ -1763,7 +1763,7 @@
                 <w:noProof/>
                 <w:webHidden/>
               </w:rPr>
-              <w:instrText xml:space="preserve"> PAGEREF _Toc202347732 \h </w:instrText>
+              <w:instrText xml:space="preserve"> PAGEREF _Toc205839298 \h </w:instrText>
             </w:r>
             <w:r>
               <w:rPr>
@@ -1839,7 +1839,7 @@
         </w:numPr>
         <w:ind w:left="1068"/>
       </w:pPr>
-      <w:bookmarkStart w:id="0" w:name="_Toc202347712"/>
+      <w:bookmarkStart w:id="0" w:name="_Toc205839278"/>
       <w:r>
         <w:lastRenderedPageBreak/>
         <w:t>Introducción</w:t>
@@ -2103,14 +2103,60 @@
               <w:rPr>
                 <w:lang w:val="es-419" w:eastAsia="es-CO"/>
               </w:rPr>
-              <w:t xml:space="preserve">Bienvenidos al componente formativo "Seguridad e implementación de las instalaciones eléctricas", en el cual exploraremos temas fundamentales esenciales para cualquier profesional en el campo eléctrico. A lo largo de este componente, aprenderemos sobre los estándares internacionales que rigen nuestras prácticas, así como sobre el RETIE, un reglamento crucial para garantizar la seguridad en las instalaciones eléctricas. También abordaremos el cuadro de riesgo eléctrico, una herramienta vital para identificar y mitigar peligros en el entorno laboral. Durante el desarrollo del componente, nos enfocaremos en temas clave como las medidas de seguridad en las instalaciones eléctricas, fundamentales para proteger tanto a los trabajadores como a los usuarios finales. Estudiaremos los empalmes eléctricos y la obra civil necesaria para realizar instalaciones seguras y eficientes, comprendiendo </w:t>
-            </w:r>
+              <w:t xml:space="preserve">¡Bienvenidos al componente formativo Seguridad de las instalaciones eléctricas! Exploraremos temas fundamentales que son esenciales para cualquier profesional en el campo eléctrico. </w:t>
+            </w:r>
+          </w:p>
+          <w:p>
+            <w:pPr>
+              <w:rPr>
+                <w:lang w:val="es-419" w:eastAsia="es-CO"/>
+              </w:rPr>
+            </w:pPr>
+            <w:r>
+              <w:rPr>
+                <w:lang w:val="es-419" w:eastAsia="es-CO"/>
+              </w:rPr>
+              <w:t>A lo largo de este componente, Aprenderemos sobre los estándares internacionales que rigen nuestras prácticas, así como el RETIE, que es crucial para garantizar la seguridad en nuestras instalaciones. También abordaremos el cuadro de riesgo eléctrico, una herramienta vital para identificar y mitigar peligros en el trabajo.</w:t>
+            </w:r>
+          </w:p>
+          <w:p>
+            <w:pPr>
+              <w:rPr>
+                <w:lang w:val="es-419" w:eastAsia="es-CO"/>
+              </w:rPr>
+            </w:pPr>
+            <w:r>
+              <w:rPr>
+                <w:lang w:val="es-419" w:eastAsia="es-CO"/>
+              </w:rPr>
+              <w:t xml:space="preserve">En el transcurso del componente formativo, nos enfocaremos en varios temas clave, como las medidas de seguridad en las instalaciones eléctricas, que son fundamentales para proteger tanto a los trabajadores como a los usuarios finales.  </w:t>
+            </w:r>
+          </w:p>
+          <w:p>
+            <w:pPr>
+              <w:rPr>
+                <w:lang w:val="es-419" w:eastAsia="es-CO"/>
+              </w:rPr>
+            </w:pPr>
             <w:r>
               <w:rPr>
                 <w:lang w:val="es-419" w:eastAsia="es-CO"/>
               </w:rPr>
               <w:lastRenderedPageBreak/>
-              <w:t>los requerimientos de infraestructura y su integración en el diseño eléctrico. Finalmente, exploraremos los accesorios y dispositivos eléctricos que se utilizan comúnmente, así como las herramientas esenciales que todo electricista debe conocer. Desde multímetros hasta destornilladores, cada herramienta tiene un propósito específico, y aprenderemos a utilizarlas de forma segura y efectiva.</w:t>
+              <w:t>Aprenderemos sobre empalmes eléctricos y la obra civil necesaria para llevar a cabo instalaciones eléctricas seguras y eficientes. Conoceremos los requerimientos de obra civil y cómo estos se integran en el diseño de nuestras instalaciones.</w:t>
+            </w:r>
+          </w:p>
+          <w:p>
+            <w:pPr>
+              <w:rPr>
+                <w:lang w:val="es-419" w:eastAsia="es-CO"/>
+              </w:rPr>
+            </w:pPr>
+            <w:r>
+              <w:rPr>
+                <w:lang w:val="es-419" w:eastAsia="es-CO"/>
+              </w:rPr>
+              <w:t>Por último, exploraremos los accesorios y dispositivos eléctricos que utilizaremos en nuestras instalaciones, así como las herramientas más comunes que todo electricista debe conocer; desde multímetros hasta destornilladores, cada herramienta tiene su propósito y aprenderemos a usarlas de manera segura y efectiva.</w:t>
             </w:r>
           </w:p>
         </w:tc>
@@ -2196,20 +2242,7 @@
     </w:p>
     <w:p>
       <w:pPr>
-        <w:rPr>
-          <w:lang w:val="es-419" w:eastAsia="es-CO"/>
-        </w:rPr>
-      </w:pPr>
-    </w:p>
-    <w:p>
-      <w:pPr>
-        <w:rPr>
-          <w:lang w:val="es-419" w:eastAsia="es-CO"/>
-        </w:rPr>
-      </w:pPr>
-    </w:p>
-    <w:p>
-      <w:pPr>
+        <w:ind w:firstLine="0"/>
         <w:rPr>
           <w:lang w:val="es-419" w:eastAsia="es-CO"/>
         </w:rPr>
@@ -2219,7 +2252,7 @@
       <w:pPr>
         <w:pStyle w:val="Ttulo1"/>
       </w:pPr>
-      <w:bookmarkStart w:id="1" w:name="_Toc202347713"/>
+      <w:bookmarkStart w:id="1" w:name="_Toc205839279"/>
       <w:r>
         <w:lastRenderedPageBreak/>
         <w:t>Estándares internacionales</w:t>
@@ -2287,7 +2320,13 @@
         <w:rPr>
           <w:lang w:val="es-419" w:eastAsia="es-CO"/>
         </w:rPr>
-        <w:t>electrotechnical</w:t>
+        <w:t>E</w:t>
+      </w:r>
+      <w:r>
+        <w:rPr>
+          <w:lang w:val="es-419" w:eastAsia="es-CO"/>
+        </w:rPr>
+        <w:t>lectrotechnical</w:t>
       </w:r>
       <w:proofErr w:type="spellEnd"/>
       <w:r>
@@ -2301,7 +2340,13 @@
         <w:rPr>
           <w:lang w:val="es-419" w:eastAsia="es-CO"/>
         </w:rPr>
-        <w:t>commission</w:t>
+        <w:t>C</w:t>
+      </w:r>
+      <w:r>
+        <w:rPr>
+          <w:lang w:val="es-419" w:eastAsia="es-CO"/>
+        </w:rPr>
+        <w:t>ommission</w:t>
       </w:r>
       <w:proofErr w:type="spellEnd"/>
       <w:r>
@@ -2761,7 +2806,7 @@
       <w:pPr>
         <w:pStyle w:val="Ttulo1"/>
       </w:pPr>
-      <w:bookmarkStart w:id="2" w:name="_Toc202347714"/>
+      <w:bookmarkStart w:id="2" w:name="_Toc205839280"/>
       <w:r>
         <w:lastRenderedPageBreak/>
         <w:t>Reglamento Técnico de Instalaciones Eléctricas (RETIE)</w:t>
@@ -3429,7 +3474,43 @@
         <w:rPr>
           <w:lang w:eastAsia="es-CO"/>
         </w:rPr>
-        <w:t>El Reglamento técnico de instalaciones eléctricas (RETIE) aplica en Colombia desde el 30 de abril de 2005, y su cumplimiento es obligatorio en los siguientes casos:</w:t>
+        <w:t xml:space="preserve">El Reglamento </w:t>
+      </w:r>
+      <w:r>
+        <w:rPr>
+          <w:lang w:eastAsia="es-CO"/>
+        </w:rPr>
+        <w:t>T</w:t>
+      </w:r>
+      <w:r>
+        <w:rPr>
+          <w:lang w:eastAsia="es-CO"/>
+        </w:rPr>
+        <w:t xml:space="preserve">écnico de </w:t>
+      </w:r>
+      <w:r>
+        <w:rPr>
+          <w:lang w:eastAsia="es-CO"/>
+        </w:rPr>
+        <w:t>I</w:t>
+      </w:r>
+      <w:r>
+        <w:rPr>
+          <w:lang w:eastAsia="es-CO"/>
+        </w:rPr>
+        <w:t xml:space="preserve">nstalaciones </w:t>
+      </w:r>
+      <w:r>
+        <w:rPr>
+          <w:lang w:eastAsia="es-CO"/>
+        </w:rPr>
+        <w:t>E</w:t>
+      </w:r>
+      <w:r>
+        <w:rPr>
+          <w:lang w:eastAsia="es-CO"/>
+        </w:rPr>
+        <w:t>léctricas (RETIE) aplica en Colombia desde el 30 de abril de 2005, y su cumplimiento es obligatorio en los siguientes casos:</w:t>
       </w:r>
     </w:p>
     <w:p>
@@ -4082,7 +4163,9 @@
         </w:rPr>
       </w:pPr>
       <w:bookmarkStart w:id="3" w:name="_Toc202347715"/>
+      <w:bookmarkStart w:id="4" w:name="_Toc205839281"/>
       <w:bookmarkEnd w:id="3"/>
+      <w:bookmarkEnd w:id="4"/>
     </w:p>
     <w:p>
       <w:pPr>
@@ -4112,18 +4195,20 @@
           <w14:ligatures w14:val="none"/>
         </w:rPr>
       </w:pPr>
-      <w:bookmarkStart w:id="4" w:name="_Toc202347716"/>
-      <w:bookmarkEnd w:id="4"/>
+      <w:bookmarkStart w:id="5" w:name="_Toc202347716"/>
+      <w:bookmarkStart w:id="6" w:name="_Toc205839282"/>
+      <w:bookmarkEnd w:id="5"/>
+      <w:bookmarkEnd w:id="6"/>
     </w:p>
     <w:p>
       <w:pPr>
         <w:pStyle w:val="Ttulo2"/>
       </w:pPr>
-      <w:bookmarkStart w:id="5" w:name="_Toc202347717"/>
+      <w:bookmarkStart w:id="7" w:name="_Toc205839283"/>
       <w:r>
         <w:t>Cables de alto riesgo o peligrosos</w:t>
       </w:r>
-      <w:bookmarkEnd w:id="5"/>
+      <w:bookmarkEnd w:id="7"/>
     </w:p>
     <w:p>
       <w:pPr>
@@ -5570,7 +5655,13 @@
               <w:jc w:val="center"/>
             </w:pPr>
             <w:r>
-              <w:t xml:space="preserve">145 </w:t>
+              <w:t>1</w:t>
+            </w:r>
+            <w:r>
+              <w:t>50</w:t>
+            </w:r>
+            <w:r>
+              <w:t xml:space="preserve"> </w:t>
             </w:r>
             <w:proofErr w:type="gramStart"/>
             <w:r>
@@ -6190,12 +6281,12 @@
       <w:pPr>
         <w:pStyle w:val="Ttulo1"/>
       </w:pPr>
-      <w:bookmarkStart w:id="6" w:name="_Toc202347718"/>
+      <w:bookmarkStart w:id="8" w:name="_Toc205839284"/>
       <w:r>
         <w:lastRenderedPageBreak/>
         <w:t>Riesgo eléctrico</w:t>
       </w:r>
-      <w:bookmarkEnd w:id="6"/>
+      <w:bookmarkEnd w:id="8"/>
     </w:p>
     <w:p>
       <w:pPr>
@@ -6368,7 +6459,7 @@
     </w:p>
     <w:p>
       <w:pPr>
-        <w:ind w:hanging="142"/>
+        <w:ind w:firstLine="284"/>
         <w:jc w:val="center"/>
         <w:rPr>
           <w:lang w:val="es-419" w:eastAsia="es-CO"/>
@@ -6380,10 +6471,10 @@
           <w:lang w:val="es-419" w:eastAsia="es-CO"/>
         </w:rPr>
         <w:drawing>
-          <wp:inline distT="0" distB="0" distL="0" distR="0" wp14:anchorId="39E59A98" wp14:editId="0795CFDE">
-            <wp:extent cx="6363833" cy="3643952"/>
+          <wp:inline distT="0" distB="0" distL="0" distR="0" wp14:anchorId="0C91D0CC" wp14:editId="7411C118">
+            <wp:extent cx="6332220" cy="3625850"/>
             <wp:effectExtent l="0" t="0" r="0" b="0"/>
-            <wp:docPr id="5" name="Gráfico 5" descr="Indica que los efectos de la corriente eléctrica en el cuerpo dependen de su intensidad. Desde cosquilleo leve (1 - 3 mA) hasta riesgo de muerte por fibrilación ventricular (60 - 75 mA). A mayor intensidad, mayores daños: contracciones musculares, paro respiratorio, asfixia y afectación del corazón. "/>
+            <wp:docPr id="11" name="Gráfico 11" descr="Indica que los efectos de la corriente eléctrica en el cuerpo dependen de su intensidad. Desde cosquilleo leve (1 - 3 mA) hasta riesgo de muerte por fibrilación ventricular (60 - 75 mA). A mayor intensidad, mayores daños: contracciones musculares, paro respiratorio, asfixia y afectación del corazón. "/>
             <wp:cNvGraphicFramePr>
               <a:graphicFrameLocks xmlns:a="http://schemas.openxmlformats.org/drawingml/2006/main" noChangeAspect="1"/>
             </wp:cNvGraphicFramePr>
@@ -6391,7 +6482,7 @@
               <a:graphicData uri="http://schemas.openxmlformats.org/drawingml/2006/picture">
                 <pic:pic xmlns:pic="http://schemas.openxmlformats.org/drawingml/2006/picture">
                   <pic:nvPicPr>
-                    <pic:cNvPr id="5" name="Gráfico 5" descr="Indica que los efectos de la corriente eléctrica en el cuerpo dependen de su intensidad. Desde cosquilleo leve (1 - 3 mA) hasta riesgo de muerte por fibrilación ventricular (60 - 75 mA). A mayor intensidad, mayores daños: contracciones musculares, paro respiratorio, asfixia y afectación del corazón. "/>
+                    <pic:cNvPr id="11" name="Gráfico 11" descr="Indica que los efectos de la corriente eléctrica en el cuerpo dependen de su intensidad. Desde cosquilleo leve (1 - 3 mA) hasta riesgo de muerte por fibrilación ventricular (60 - 75 mA). A mayor intensidad, mayores daños: contracciones musculares, paro respiratorio, asfixia y afectación del corazón. "/>
                     <pic:cNvPicPr/>
                   </pic:nvPicPr>
                   <pic:blipFill>
@@ -6412,7 +6503,7 @@
                   <pic:spPr>
                     <a:xfrm>
                       <a:off x="0" y="0"/>
-                      <a:ext cx="6371535" cy="3648362"/>
+                      <a:ext cx="6332220" cy="3625850"/>
                     </a:xfrm>
                     <a:prstGeom prst="rect">
                       <a:avLst/>
@@ -7448,13 +7539,15 @@
     </w:p>
     <w:p>
       <w:pPr>
-        <w:rPr>
-          <w:lang w:val="es-419" w:eastAsia="es-CO"/>
-        </w:rPr>
-      </w:pPr>
-    </w:p>
-    <w:p>
-      <w:pPr>
+        <w:ind w:firstLine="0"/>
+        <w:rPr>
+          <w:lang w:val="es-419" w:eastAsia="es-CO"/>
+        </w:rPr>
+      </w:pPr>
+    </w:p>
+    <w:p>
+      <w:pPr>
+        <w:ind w:firstLine="0"/>
         <w:rPr>
           <w:lang w:val="es-419" w:eastAsia="es-CO"/>
         </w:rPr>
@@ -7464,12 +7557,12 @@
       <w:pPr>
         <w:pStyle w:val="Ttulo1"/>
       </w:pPr>
-      <w:bookmarkStart w:id="7" w:name="_Toc202347719"/>
+      <w:bookmarkStart w:id="9" w:name="_Toc205839285"/>
       <w:r>
         <w:lastRenderedPageBreak/>
         <w:t>Medidas de seguridad en las instalaciones eléctricas</w:t>
       </w:r>
-      <w:bookmarkEnd w:id="7"/>
+      <w:bookmarkEnd w:id="9"/>
     </w:p>
     <w:p>
       <w:pPr>
@@ -7899,7 +7992,19 @@
         <w:rPr>
           <w:lang w:eastAsia="es-CO"/>
         </w:rPr>
-        <w:t>Aunque se recomienda evitar el uso de lámparas eléctricas portátiles, cuando su uso sea indispensable deben estar provistas de portalámparas aislantes, cables en buen estado y enchufes seguros, los cuales deben ser inspeccionados regularmente.</w:t>
+        <w:t>Aunque se recomienda evitar el uso de lámparas eléctricas portátiles, cuando su uso sea indispensable</w:t>
+      </w:r>
+      <w:r>
+        <w:rPr>
+          <w:lang w:eastAsia="es-CO"/>
+        </w:rPr>
+        <w:t>,</w:t>
+      </w:r>
+      <w:r>
+        <w:rPr>
+          <w:lang w:eastAsia="es-CO"/>
+        </w:rPr>
+        <w:t xml:space="preserve"> deben estar provistas de portalámparas aislantes, cables en buen estado y enchufes seguros, los cuales deben ser inspeccionados regularmente.</w:t>
       </w:r>
     </w:p>
     <w:p>
@@ -7980,12 +8085,12 @@
       <w:pPr>
         <w:pStyle w:val="Ttulo1"/>
       </w:pPr>
-      <w:bookmarkStart w:id="8" w:name="_Toc202347720"/>
+      <w:bookmarkStart w:id="10" w:name="_Toc205839286"/>
       <w:r>
         <w:lastRenderedPageBreak/>
         <w:t>Empalmes o amarres eléctricos</w:t>
       </w:r>
-      <w:bookmarkEnd w:id="8"/>
+      <w:bookmarkEnd w:id="10"/>
     </w:p>
     <w:p>
       <w:pPr>
@@ -8030,7 +8135,15 @@
           <w:bCs/>
           <w:lang w:val="es-419" w:eastAsia="es-CO"/>
         </w:rPr>
-        <w:t xml:space="preserve"> de pelado de los conectores</w:t>
+        <w:t xml:space="preserve"> de pelado de los </w:t>
+      </w:r>
+      <w:r>
+        <w:rPr>
+          <w:b/>
+          <w:bCs/>
+          <w:lang w:val="es-419" w:eastAsia="es-CO"/>
+        </w:rPr>
+        <w:t>conductores eléctricos</w:t>
       </w:r>
     </w:p>
     <w:p>
@@ -8368,9 +8481,17 @@
           </w:tcPr>
           <w:p>
             <w:pPr>
-              <w:pStyle w:val="TextoTablas"/>
+              <w:ind w:firstLine="0"/>
+              <w:rPr>
+                <w:rStyle w:val="Extranjerismo"/>
+              </w:rPr>
             </w:pPr>
             <w:r>
+              <w:rPr>
+                <w:rStyle w:val="Extranjerismo"/>
+                <w:sz w:val="24"/>
+                <w:szCs w:val="20"/>
+              </w:rPr>
               <w:lastRenderedPageBreak/>
               <w:t>Western</w:t>
             </w:r>
@@ -8385,7 +8506,16 @@
               <w:pStyle w:val="TextoTablas"/>
             </w:pPr>
             <w:r>
-              <w:t>El western es un amarre que soporta esfuerzos a la tensión, la punta de un cable se enrolla al rededor del otro alambre, apretando firmemente las vueltas con las pinzas; las vueltas deben estar juntas una de otra.</w:t>
+              <w:t xml:space="preserve">El </w:t>
+            </w:r>
+            <w:r>
+              <w:rPr>
+                <w:rStyle w:val="Extranjerismo"/>
+              </w:rPr>
+              <w:t>western</w:t>
+            </w:r>
+            <w:r>
+              <w:t xml:space="preserve"> es un amarre que soporta esfuerzos a la tensión, la punta de un cable se enrolla alrededor del otro alambre, apretando firmemente las vueltas con las pinzas; las vueltas deben estar juntas una de otra.</w:t>
             </w:r>
           </w:p>
         </w:tc>
@@ -8551,12 +8681,12 @@
       <w:pPr>
         <w:pStyle w:val="Ttulo1"/>
       </w:pPr>
-      <w:bookmarkStart w:id="9" w:name="_Toc202347721"/>
+      <w:bookmarkStart w:id="11" w:name="_Toc205839287"/>
       <w:r>
         <w:lastRenderedPageBreak/>
         <w:t>Obra civil y requerimientos técnicos para instalaciones eléctricas</w:t>
       </w:r>
-      <w:bookmarkEnd w:id="9"/>
+      <w:bookmarkEnd w:id="11"/>
     </w:p>
     <w:p>
       <w:pPr>
@@ -8797,8 +8927,10 @@
           <w14:ligatures w14:val="none"/>
         </w:rPr>
       </w:pPr>
-      <w:bookmarkStart w:id="10" w:name="_Toc202347722"/>
-      <w:bookmarkEnd w:id="10"/>
+      <w:bookmarkStart w:id="12" w:name="_Toc202347722"/>
+      <w:bookmarkStart w:id="13" w:name="_Toc205839288"/>
+      <w:bookmarkEnd w:id="12"/>
+      <w:bookmarkEnd w:id="13"/>
     </w:p>
     <w:p>
       <w:pPr>
@@ -8828,8 +8960,10 @@
           <w14:ligatures w14:val="none"/>
         </w:rPr>
       </w:pPr>
-      <w:bookmarkStart w:id="11" w:name="_Toc202347723"/>
-      <w:bookmarkEnd w:id="11"/>
+      <w:bookmarkStart w:id="14" w:name="_Toc202347723"/>
+      <w:bookmarkStart w:id="15" w:name="_Toc205839289"/>
+      <w:bookmarkEnd w:id="14"/>
+      <w:bookmarkEnd w:id="15"/>
     </w:p>
     <w:p>
       <w:pPr>
@@ -8859,8 +8993,10 @@
           <w14:ligatures w14:val="none"/>
         </w:rPr>
       </w:pPr>
-      <w:bookmarkStart w:id="12" w:name="_Toc202347724"/>
-      <w:bookmarkEnd w:id="12"/>
+      <w:bookmarkStart w:id="16" w:name="_Toc202347724"/>
+      <w:bookmarkStart w:id="17" w:name="_Toc205839290"/>
+      <w:bookmarkEnd w:id="16"/>
+      <w:bookmarkEnd w:id="17"/>
     </w:p>
     <w:p>
       <w:pPr>
@@ -8890,18 +9026,20 @@
           <w14:ligatures w14:val="none"/>
         </w:rPr>
       </w:pPr>
-      <w:bookmarkStart w:id="13" w:name="_Toc202347725"/>
-      <w:bookmarkEnd w:id="13"/>
+      <w:bookmarkStart w:id="18" w:name="_Toc202347725"/>
+      <w:bookmarkStart w:id="19" w:name="_Toc205839291"/>
+      <w:bookmarkEnd w:id="18"/>
+      <w:bookmarkEnd w:id="19"/>
     </w:p>
     <w:p>
       <w:pPr>
         <w:pStyle w:val="Ttulo2"/>
       </w:pPr>
-      <w:bookmarkStart w:id="14" w:name="_Toc202347726"/>
+      <w:bookmarkStart w:id="20" w:name="_Toc205839292"/>
       <w:r>
         <w:t>Requerimientos de obra civil para instalaciones eléctricas</w:t>
       </w:r>
-      <w:bookmarkEnd w:id="14"/>
+      <w:bookmarkEnd w:id="20"/>
     </w:p>
     <w:p>
       <w:pPr>
@@ -10770,12 +10908,12 @@
       <w:pPr>
         <w:pStyle w:val="Ttulo1"/>
       </w:pPr>
-      <w:bookmarkStart w:id="15" w:name="_Toc202347727"/>
+      <w:bookmarkStart w:id="21" w:name="_Toc205839293"/>
       <w:r>
         <w:lastRenderedPageBreak/>
         <w:t>Herramientas más utilizadas por el electricista</w:t>
       </w:r>
-      <w:bookmarkEnd w:id="15"/>
+      <w:bookmarkEnd w:id="21"/>
     </w:p>
     <w:p>
       <w:pPr>
@@ -11537,12 +11675,12 @@
         </w:numPr>
         <w:ind w:left="1068"/>
       </w:pPr>
-      <w:bookmarkStart w:id="16" w:name="_Toc202347728"/>
+      <w:bookmarkStart w:id="22" w:name="_Toc205839294"/>
       <w:r>
         <w:lastRenderedPageBreak/>
         <w:t>Síntesis</w:t>
       </w:r>
-      <w:bookmarkEnd w:id="16"/>
+      <w:bookmarkEnd w:id="22"/>
     </w:p>
     <w:p>
       <w:pPr>
@@ -11654,12 +11792,12 @@
         </w:numPr>
         <w:ind w:left="1068"/>
       </w:pPr>
-      <w:bookmarkStart w:id="17" w:name="_Toc202347729"/>
+      <w:bookmarkStart w:id="23" w:name="_Toc205839295"/>
       <w:r>
         <w:lastRenderedPageBreak/>
         <w:t>Material complementario</w:t>
       </w:r>
-      <w:bookmarkEnd w:id="17"/>
+      <w:bookmarkEnd w:id="23"/>
     </w:p>
     <w:tbl>
       <w:tblPr>
@@ -11951,12 +12089,12 @@
         </w:numPr>
         <w:ind w:left="1068"/>
       </w:pPr>
-      <w:bookmarkStart w:id="18" w:name="_Toc202347730"/>
+      <w:bookmarkStart w:id="24" w:name="_Toc205839296"/>
       <w:r>
         <w:lastRenderedPageBreak/>
         <w:t>Glosario</w:t>
       </w:r>
-      <w:bookmarkEnd w:id="18"/>
+      <w:bookmarkEnd w:id="24"/>
     </w:p>
     <w:p>
       <w:pPr>
@@ -12424,7 +12562,7 @@
         </w:numPr>
         <w:ind w:left="1068"/>
       </w:pPr>
-      <w:bookmarkStart w:id="19" w:name="_Toc202347731"/>
+      <w:bookmarkStart w:id="25" w:name="_Toc205839297"/>
       <w:r>
         <w:rPr>
           <w:bdr w:val="none" w:sz="0" w:space="0" w:color="auto" w:frame="1"/>
@@ -12432,7 +12570,7 @@
         <w:lastRenderedPageBreak/>
         <w:t>Referencias bibliográficas</w:t>
       </w:r>
-      <w:bookmarkEnd w:id="19"/>
+      <w:bookmarkEnd w:id="25"/>
     </w:p>
     <w:p>
       <w:pPr>
@@ -13098,12 +13236,12 @@
         </w:numPr>
         <w:ind w:left="708"/>
       </w:pPr>
-      <w:bookmarkStart w:id="20" w:name="_Toc202347732"/>
+      <w:bookmarkStart w:id="26" w:name="_Toc205839298"/>
       <w:r>
         <w:lastRenderedPageBreak/>
         <w:t>Créditos</w:t>
       </w:r>
-      <w:bookmarkEnd w:id="20"/>
+      <w:bookmarkEnd w:id="26"/>
     </w:p>
     <w:tbl>
       <w:tblPr>
@@ -21681,7 +21819,6 @@
   <w:style w:type="character" w:default="1" w:styleId="Fuentedeprrafopredeter">
     <w:name w:val="Default Paragraph Font"/>
     <w:uiPriority w:val="1"/>
-    <w:semiHidden/>
     <w:unhideWhenUsed/>
   </w:style>
   <w:style w:type="table" w:default="1" w:styleId="Tablanormal">
@@ -22875,19 +23012,6 @@
 </file>
 
 <file path=customXml/item2.xml><?xml version="1.0" encoding="utf-8"?>
-<b:Sources xmlns:b="http://schemas.openxmlformats.org/officeDocument/2006/bibliography" xmlns="http://schemas.openxmlformats.org/officeDocument/2006/bibliography" SelectedStyle="\APASixthEditionOfficeOnline.xsl" StyleName="APA" Version="6"/>
-</file>
-
-<file path=customXml/item3.xml><?xml version="1.0" encoding="utf-8"?>
-<?mso-contentType ?>
-<FormTemplates xmlns="http://schemas.microsoft.com/sharepoint/v3/contenttype/forms">
-  <Display>DocumentLibraryForm</Display>
-  <Edit>DocumentLibraryForm</Edit>
-  <New>DocumentLibraryForm</New>
-</FormTemplates>
-</file>
-
-<file path=customXml/item4.xml><?xml version="1.0" encoding="utf-8"?>
 <ct:contentTypeSchema xmlns:ct="http://schemas.microsoft.com/office/2006/metadata/contentType" xmlns:ma="http://schemas.microsoft.com/office/2006/metadata/properties/metaAttributes" ct:_="" ma:_="" ma:contentTypeName="Documento" ma:contentTypeID="0x01010049282E1EDBE9234EA9E6D38F720E265F" ma:contentTypeVersion="15" ma:contentTypeDescription="Crear nuevo documento." ma:contentTypeScope="" ma:versionID="b31c7aa9eaf043a08b87120b3c4916e3">
   <xsd:schema xmlns:xsd="http://www.w3.org/2001/XMLSchema" xmlns:xs="http://www.w3.org/2001/XMLSchema" xmlns:p="http://schemas.microsoft.com/office/2006/metadata/properties" xmlns:ns2="cb45339b-ced9-4d0d-8f64-77573914d53b" xmlns:ns3="43a3ca16-9c26-4813-b83f-4aec9927b43f" targetNamespace="http://schemas.microsoft.com/office/2006/metadata/properties" ma:root="true" ma:fieldsID="3533d065b04d75c457075bc55f1f5315" ns2:_="" ns3:_="">
     <xsd:import namespace="cb45339b-ced9-4d0d-8f64-77573914d53b"/>
@@ -23122,6 +23246,19 @@
 </ct:contentTypeSchema>
 </file>
 
+<file path=customXml/item3.xml><?xml version="1.0" encoding="utf-8"?>
+<?mso-contentType ?>
+<FormTemplates xmlns="http://schemas.microsoft.com/sharepoint/v3/contenttype/forms">
+  <Display>DocumentLibraryForm</Display>
+  <Edit>DocumentLibraryForm</Edit>
+  <New>DocumentLibraryForm</New>
+</FormTemplates>
+</file>
+
+<file path=customXml/item4.xml><?xml version="1.0" encoding="utf-8"?>
+<b:Sources xmlns:b="http://schemas.openxmlformats.org/officeDocument/2006/bibliography" xmlns="http://schemas.openxmlformats.org/officeDocument/2006/bibliography" SelectedStyle="\APASixthEditionOfficeOnline.xsl" StyleName="APA" Version="6"/>
+</file>
+
 <file path=customXml/itemProps1.xml><?xml version="1.0" encoding="utf-8"?>
 <ds:datastoreItem xmlns:ds="http://schemas.openxmlformats.org/officeDocument/2006/customXml" ds:itemID="{26259216-AD86-464A-AEAD-95B1F9E17392}">
   <ds:schemaRefs>
@@ -23134,22 +23271,6 @@
 </file>
 
 <file path=customXml/itemProps2.xml><?xml version="1.0" encoding="utf-8"?>
-<ds:datastoreItem xmlns:ds="http://schemas.openxmlformats.org/officeDocument/2006/customXml" ds:itemID="{A9F2CEBA-C824-4C86-81A8-E32CBD0EB92D}">
-  <ds:schemaRefs>
-    <ds:schemaRef ds:uri="http://schemas.openxmlformats.org/officeDocument/2006/bibliography"/>
-  </ds:schemaRefs>
-</ds:datastoreItem>
-</file>
-
-<file path=customXml/itemProps3.xml><?xml version="1.0" encoding="utf-8"?>
-<ds:datastoreItem xmlns:ds="http://schemas.openxmlformats.org/officeDocument/2006/customXml" ds:itemID="{D00A4A46-BDBD-48AC-87B9-2BA42D9CC06F}">
-  <ds:schemaRefs>
-    <ds:schemaRef ds:uri="http://schemas.microsoft.com/sharepoint/v3/contenttype/forms"/>
-  </ds:schemaRefs>
-</ds:datastoreItem>
-</file>
-
-<file path=customXml/itemProps4.xml><?xml version="1.0" encoding="utf-8"?>
 <ds:datastoreItem xmlns:ds="http://schemas.openxmlformats.org/officeDocument/2006/customXml" ds:itemID="{0BC4A0A4-89EA-4C0C-9011-C1B351E892BC}">
   <ds:schemaRefs>
     <ds:schemaRef ds:uri="http://schemas.microsoft.com/office/2006/metadata/contentType"/>
@@ -23166,4 +23287,20 @@
     <ds:schemaRef ds:uri="http://schemas.microsoft.com/internal/obd"/>
   </ds:schemaRefs>
 </ds:datastoreItem>
+</file>
+
+<file path=customXml/itemProps3.xml><?xml version="1.0" encoding="utf-8"?>
+<ds:datastoreItem xmlns:ds="http://schemas.openxmlformats.org/officeDocument/2006/customXml" ds:itemID="{D00A4A46-BDBD-48AC-87B9-2BA42D9CC06F}">
+  <ds:schemaRefs>
+    <ds:schemaRef ds:uri="http://schemas.microsoft.com/sharepoint/v3/contenttype/forms"/>
+  </ds:schemaRefs>
+</ds:datastoreItem>
+</file>
+
+<file path=customXml/itemProps4.xml><?xml version="1.0" encoding="utf-8"?>
+<ds:datastoreItem xmlns:ds="http://schemas.openxmlformats.org/officeDocument/2006/customXml" ds:itemID="{A9F2CEBA-C824-4C86-81A8-E32CBD0EB92D}">
+  <ds:schemaRefs>
+    <ds:schemaRef ds:uri="http://schemas.openxmlformats.org/officeDocument/2006/bibliography"/>
+  </ds:schemaRefs>
+</ds:datastoreItem>
 </file>
--- a/fuentes/CF3_82110034_DU.docx
+++ b/fuentes/CF3_82110034_DU.docx
@@ -1,6 +1,6 @@
 
 <file path=word/document.xml><?xml version="1.0" encoding="utf-8"?>
-<w:document xmlns:wpc="http://schemas.microsoft.com/office/word/2010/wordprocessingCanvas" xmlns:cx="http://schemas.microsoft.com/office/drawing/2014/chartex" xmlns:cx1="http://schemas.microsoft.com/office/drawing/2015/9/8/chartex" xmlns:cx2="http://schemas.microsoft.com/office/drawing/2015/10/21/chartex" xmlns:cx3="http://schemas.microsoft.com/office/drawing/2016/5/9/chartex" xmlns:cx4="http://schemas.microsoft.com/office/drawing/2016/5/10/chartex" xmlns:cx5="http://schemas.microsoft.com/office/drawing/2016/5/11/chartex" xmlns:cx6="http://schemas.microsoft.com/office/drawing/2016/5/12/chartex" xmlns:cx7="http://schemas.microsoft.com/office/drawing/2016/5/13/chartex" xmlns:cx8="http://schemas.microsoft.com/office/drawing/2016/5/14/chartex" xmlns:mc="http://schemas.openxmlformats.org/markup-compatibility/2006" xmlns:aink="http://schemas.microsoft.com/office/drawing/2016/ink" xmlns:am3d="http://schemas.microsoft.com/office/drawing/2017/model3d" xmlns:o="urn:schemas-microsoft-com:office:office" xmlns:r="http://schemas.openxmlformats.org/officeDocument/2006/relationships" xmlns:m="http://schemas.openxmlformats.org/officeDocument/2006/math" xmlns:v="urn:schemas-microsoft-com:vml" xmlns:wp14="http://schemas.microsoft.com/office/word/2010/wordprocessingDrawing" xmlns:wp="http://schemas.openxmlformats.org/drawingml/2006/wordprocessingDrawing" xmlns:w10="urn:schemas-microsoft-com:office:word" xmlns:w="http://schemas.openxmlformats.org/wordprocessingml/2006/main" xmlns:w14="http://schemas.microsoft.com/office/word/2010/wordml" xmlns:w15="http://schemas.microsoft.com/office/word/2012/wordml" xmlns:w16cex="http://schemas.microsoft.com/office/word/2018/wordml/cex" xmlns:w16cid="http://schemas.microsoft.com/office/word/2016/wordml/cid" xmlns:w16="http://schemas.microsoft.com/office/word/2018/wordml" xmlns:w16sdtdh="http://schemas.microsoft.com/office/word/2020/wordml/sdtdatahash" xmlns:w16se="http://schemas.microsoft.com/office/word/2015/wordml/symex" xmlns:wpg="http://schemas.microsoft.com/office/word/2010/wordprocessingGroup" xmlns:wpi="http://schemas.microsoft.com/office/word/2010/wordprocessingInk" xmlns:wne="http://schemas.microsoft.com/office/word/2006/wordml" xmlns:wps="http://schemas.microsoft.com/office/word/2010/wordprocessingShape" mc:Ignorable="w14 w15 w16se w16cid w16 w16cex w16sdtdh wp14">
+<w:document xmlns:wpc="http://schemas.microsoft.com/office/word/2010/wordprocessingCanvas" xmlns:cx="http://schemas.microsoft.com/office/drawing/2014/chartex" xmlns:cx1="http://schemas.microsoft.com/office/drawing/2015/9/8/chartex" xmlns:cx2="http://schemas.microsoft.com/office/drawing/2015/10/21/chartex" xmlns:cx3="http://schemas.microsoft.com/office/drawing/2016/5/9/chartex" xmlns:cx4="http://schemas.microsoft.com/office/drawing/2016/5/10/chartex" xmlns:cx5="http://schemas.microsoft.com/office/drawing/2016/5/11/chartex" xmlns:cx6="http://schemas.microsoft.com/office/drawing/2016/5/12/chartex" xmlns:cx7="http://schemas.microsoft.com/office/drawing/2016/5/13/chartex" xmlns:cx8="http://schemas.microsoft.com/office/drawing/2016/5/14/chartex" xmlns:mc="http://schemas.openxmlformats.org/markup-compatibility/2006" xmlns:aink="http://schemas.microsoft.com/office/drawing/2016/ink" xmlns:am3d="http://schemas.microsoft.com/office/drawing/2017/model3d" xmlns:o="urn:schemas-microsoft-com:office:office" xmlns:oel="http://schemas.microsoft.com/office/2019/extlst" xmlns:r="http://schemas.openxmlformats.org/officeDocument/2006/relationships" xmlns:m="http://schemas.openxmlformats.org/officeDocument/2006/math" xmlns:v="urn:schemas-microsoft-com:vml" xmlns:wp14="http://schemas.microsoft.com/office/word/2010/wordprocessingDrawing" xmlns:wp="http://schemas.openxmlformats.org/drawingml/2006/wordprocessingDrawing" xmlns:w10="urn:schemas-microsoft-com:office:word" xmlns:w="http://schemas.openxmlformats.org/wordprocessingml/2006/main" xmlns:w14="http://schemas.microsoft.com/office/word/2010/wordml" xmlns:w15="http://schemas.microsoft.com/office/word/2012/wordml" xmlns:w16cex="http://schemas.microsoft.com/office/word/2018/wordml/cex" xmlns:w16cid="http://schemas.microsoft.com/office/word/2016/wordml/cid" xmlns:w16="http://schemas.microsoft.com/office/word/2018/wordml" xmlns:w16du="http://schemas.microsoft.com/office/word/2023/wordml/word16du" xmlns:w16sdtdh="http://schemas.microsoft.com/office/word/2020/wordml/sdtdatahash" xmlns:w16sdtfl="http://schemas.microsoft.com/office/word/2024/wordml/sdtformatlock" xmlns:w16se="http://schemas.microsoft.com/office/word/2015/wordml/symex" xmlns:wpg="http://schemas.microsoft.com/office/word/2010/wordprocessingGroup" xmlns:wpi="http://schemas.microsoft.com/office/word/2010/wordprocessingInk" xmlns:wne="http://schemas.microsoft.com/office/word/2006/wordml" xmlns:wps="http://schemas.microsoft.com/office/word/2010/wordprocessingShape" mc:Ignorable="w14 w15 w16se w16cid w16 w16cex w16sdtdh w16sdtfl w16du wp14">
   <w:body>
     <w:p>
       <w:r>
@@ -1636,7 +1636,7 @@
                 <w:noProof/>
                 <w:webHidden/>
               </w:rPr>
-              <w:t>45</w:t>
+              <w:t>46</w:t>
             </w:r>
             <w:r>
               <w:rPr>
@@ -1710,7 +1710,7 @@
                 <w:noProof/>
                 <w:webHidden/>
               </w:rPr>
-              <w:t>47</w:t>
+              <w:t>48</w:t>
             </w:r>
             <w:r>
               <w:rPr>
@@ -1783,7 +1783,7 @@
                 <w:noProof/>
                 <w:webHidden/>
               </w:rPr>
-              <w:t>49</w:t>
+              <w:t>50</w:t>
             </w:r>
             <w:r>
               <w:rPr>
@@ -1954,12 +1954,11 @@
           <w:lang w:val="es-419" w:eastAsia="es-CO"/>
         </w:rPr>
         <w:lastRenderedPageBreak/>
-        <w:t>Seguridad e implementación de las instalaciones eléctricas</w:t>
-      </w:r>
-    </w:p>
-    <w:p>
-      <w:pPr>
-        <w:jc w:val="center"/>
+        <w:t>Seguridad de las instalaciones eléctricas</w:t>
+      </w:r>
+    </w:p>
+    <w:p>
+      <w:pPr>
         <w:rPr>
           <w:lang w:val="es-419" w:eastAsia="es-CO"/>
         </w:rPr>
@@ -1967,13 +1966,13 @@
       <w:r>
         <w:rPr>
           <w:noProof/>
-          <w:lang w:val="es-419" w:eastAsia="es-CO"/>
+          <w:lang w:val="es-419"/>
         </w:rPr>
         <w:drawing>
-          <wp:inline distT="0" distB="0" distL="0" distR="0" wp14:anchorId="2D79D523" wp14:editId="10C946B7">
-            <wp:extent cx="4954137" cy="2786702"/>
+          <wp:inline distT="0" distB="0" distL="0" distR="0" wp14:anchorId="3443F48B" wp14:editId="6AE47D6C">
+            <wp:extent cx="5537337" cy="3114613"/>
             <wp:effectExtent l="0" t="0" r="0" b="0"/>
-            <wp:docPr id="1" name="Imagen 1">
+            <wp:docPr id="2" name="Imagen 2">
               <a:extLst xmlns:a="http://schemas.openxmlformats.org/drawingml/2006/main">
                 <a:ext uri="{C183D7F6-B498-43B3-948B-1728B52AA6E4}">
                   <adec:decorative xmlns:adec="http://schemas.microsoft.com/office/drawing/2017/decorative" val="1"/>
@@ -1987,7 +1986,7 @@
               <a:graphicData uri="http://schemas.openxmlformats.org/drawingml/2006/picture">
                 <pic:pic xmlns:pic="http://schemas.openxmlformats.org/drawingml/2006/picture">
                   <pic:nvPicPr>
-                    <pic:cNvPr id="1" name="Imagen 1">
+                    <pic:cNvPr id="2" name="Imagen 2">
                       <a:extLst>
                         <a:ext uri="{C183D7F6-B498-43B3-948B-1728B52AA6E4}">
                           <adec:decorative xmlns:adec="http://schemas.microsoft.com/office/drawing/2017/decorative" val="1"/>
@@ -1999,7 +1998,7 @@
                     </pic:cNvPicPr>
                   </pic:nvPicPr>
                   <pic:blipFill>
-                    <a:blip r:embed="rId13" cstate="print">
+                    <a:blip r:embed="rId13">
                       <a:extLst>
                         <a:ext uri="{28A0092B-C50C-407E-A947-70E740481C1C}">
                           <a14:useLocalDpi xmlns:a14="http://schemas.microsoft.com/office/drawing/2010/main" val="0"/>
@@ -2014,12 +2013,15 @@
                   <pic:spPr bwMode="auto">
                     <a:xfrm>
                       <a:off x="0" y="0"/>
-                      <a:ext cx="4982922" cy="2802894"/>
+                      <a:ext cx="5555917" cy="3125064"/>
                     </a:xfrm>
                     <a:prstGeom prst="rect">
                       <a:avLst/>
                     </a:prstGeom>
                     <a:noFill/>
+                    <a:ln>
+                      <a:noFill/>
+                    </a:ln>
                   </pic:spPr>
                 </pic:pic>
               </a:graphicData>
@@ -2083,7 +2085,7 @@
                 <w:bCs/>
                 <w:lang w:val="es-419" w:eastAsia="es-CO"/>
               </w:rPr>
-              <w:t>Seguridad e implementación de las instalaciones eléctricas</w:t>
+              <w:t>Seguridad de las instalaciones eléctricas</w:t>
             </w:r>
           </w:p>
         </w:tc>
@@ -2129,6 +2131,7 @@
               <w:rPr>
                 <w:lang w:val="es-419" w:eastAsia="es-CO"/>
               </w:rPr>
+              <w:lastRenderedPageBreak/>
               <w:t xml:space="preserve">En el transcurso del componente formativo, nos enfocaremos en varios temas clave, como las medidas de seguridad en las instalaciones eléctricas, que son fundamentales para proteger tanto a los trabajadores como a los usuarios finales.  </w:t>
             </w:r>
           </w:p>
@@ -2142,7 +2145,6 @@
               <w:rPr>
                 <w:lang w:val="es-419" w:eastAsia="es-CO"/>
               </w:rPr>
-              <w:lastRenderedPageBreak/>
               <w:t>Aprenderemos sobre empalmes eléctricos y la obra civil necesaria para llevar a cabo instalaciones eléctricas seguras y eficientes. Conoceremos los requerimientos de obra civil y cómo estos se integran en el diseño de nuestras instalaciones.</w:t>
             </w:r>
           </w:p>
@@ -2228,20 +2230,6 @@
     </w:p>
     <w:p>
       <w:pPr>
-        <w:rPr>
-          <w:lang w:val="es-419" w:eastAsia="es-CO"/>
-        </w:rPr>
-      </w:pPr>
-    </w:p>
-    <w:p>
-      <w:pPr>
-        <w:rPr>
-          <w:lang w:val="es-419" w:eastAsia="es-CO"/>
-        </w:rPr>
-      </w:pPr>
-    </w:p>
-    <w:p>
-      <w:pPr>
         <w:ind w:firstLine="0"/>
         <w:rPr>
           <w:lang w:val="es-419" w:eastAsia="es-CO"/>
@@ -2315,7 +2303,6 @@
         </w:rPr>
         <w:t xml:space="preserve">, por sus siglas en inglés International </w:t>
       </w:r>
-      <w:proofErr w:type="spellStart"/>
       <w:r>
         <w:rPr>
           <w:lang w:val="es-419" w:eastAsia="es-CO"/>
@@ -2326,16 +2313,8 @@
         <w:rPr>
           <w:lang w:val="es-419" w:eastAsia="es-CO"/>
         </w:rPr>
-        <w:t>lectrotechnical</w:t>
-      </w:r>
-      <w:proofErr w:type="spellEnd"/>
-      <w:r>
-        <w:rPr>
-          <w:lang w:val="es-419" w:eastAsia="es-CO"/>
-        </w:rPr>
-        <w:t xml:space="preserve"> </w:t>
-      </w:r>
-      <w:proofErr w:type="spellStart"/>
+        <w:t xml:space="preserve">lectrotechnical </w:t>
+      </w:r>
       <w:r>
         <w:rPr>
           <w:lang w:val="es-419" w:eastAsia="es-CO"/>
@@ -2346,14 +2325,7 @@
         <w:rPr>
           <w:lang w:val="es-419" w:eastAsia="es-CO"/>
         </w:rPr>
-        <w:t>ommission</w:t>
-      </w:r>
-      <w:proofErr w:type="spellEnd"/>
-      <w:r>
-        <w:rPr>
-          <w:lang w:val="es-419" w:eastAsia="es-CO"/>
-        </w:rPr>
-        <w:t>, es una organización internacional dedicada a la estandarización en los campos eléctricos, electrónico y de tecnologías afines. Muchas de sus normas se desarrollan conjuntamente con la Organización Internacional de Normalización (ISO), dando lugar a las normas conjuntas ISO/IEC (2013).</w:t>
+        <w:t>ommission, es una organización internacional dedicada a la estandarización en los campos eléctricos, electrónico y de tecnologías afines. Muchas de sus normas se desarrollan conjuntamente con la Organización Internacional de Normalización (ISO), dando lugar a las normas conjuntas ISO/IEC (2013).</w:t>
       </w:r>
     </w:p>
     <w:p>
@@ -2454,7 +2426,6 @@
         <w:lastRenderedPageBreak/>
         <w:t>El hercio (</w:t>
       </w:r>
-      <w:proofErr w:type="spellStart"/>
       <w:r>
         <w:rPr>
           <w:lang w:val="es-419" w:eastAsia="es-CO"/>
@@ -2465,14 +2436,7 @@
         <w:rPr>
           <w:lang w:val="es-419" w:eastAsia="es-CO"/>
         </w:rPr>
-        <w:t>ertz</w:t>
-      </w:r>
-      <w:proofErr w:type="spellEnd"/>
-      <w:r>
-        <w:rPr>
-          <w:lang w:val="es-419" w:eastAsia="es-CO"/>
-        </w:rPr>
-        <w:t>), proviene del físico alemán Heinrich Hertz, y se entiende como la unidad de frecuencia en el “SI” (un ciclo por segundo).</w:t>
+        <w:t>ertz), proviene del físico alemán Heinrich Hertz, y se entiende como la unidad de frecuencia en el “SI” (un ciclo por segundo).</w:t>
       </w:r>
     </w:p>
     <w:p>
@@ -4811,41 +4775,70 @@
         <w:rPr>
           <w:lang w:eastAsia="es-CO"/>
         </w:rPr>
-        <w:t>Estas pruebas se realizaron conforme a los requisitos establecidos por el RETIE, las normas técnicas colombianas (NTC) y las normas internacionales UL, evidenciando múltiples incumplimientos técnicos y riesgos asociados.</w:t>
-      </w:r>
-    </w:p>
-    <w:p>
-      <w:pPr>
-        <w:rPr>
-          <w:lang w:eastAsia="es-CO"/>
-        </w:rPr>
-      </w:pPr>
-    </w:p>
-    <w:p>
-      <w:pPr>
-        <w:rPr>
-          <w:lang w:eastAsia="es-CO"/>
-        </w:rPr>
-      </w:pPr>
-    </w:p>
-    <w:p>
-      <w:pPr>
-        <w:rPr>
-          <w:lang w:eastAsia="es-CO"/>
-        </w:rPr>
-      </w:pPr>
-    </w:p>
-    <w:p>
-      <w:pPr>
-        <w:rPr>
-          <w:lang w:val="es-419" w:eastAsia="es-CO"/>
+        <w:t xml:space="preserve">Estas pruebas se realizaron conforme a los requisitos establecidos por el RETIE, las </w:t>
+      </w:r>
+      <w:r>
+        <w:rPr>
+          <w:lang w:eastAsia="es-CO"/>
+        </w:rPr>
+        <w:t>N</w:t>
+      </w:r>
+      <w:r>
+        <w:rPr>
+          <w:lang w:eastAsia="es-CO"/>
+        </w:rPr>
+        <w:t xml:space="preserve">ormas </w:t>
+      </w:r>
+      <w:r>
+        <w:rPr>
+          <w:lang w:eastAsia="es-CO"/>
+        </w:rPr>
+        <w:t>T</w:t>
+      </w:r>
+      <w:r>
+        <w:rPr>
+          <w:lang w:eastAsia="es-CO"/>
+        </w:rPr>
+        <w:t xml:space="preserve">écnicas </w:t>
+      </w:r>
+      <w:r>
+        <w:rPr>
+          <w:lang w:eastAsia="es-CO"/>
+        </w:rPr>
+        <w:t>C</w:t>
+      </w:r>
+      <w:r>
+        <w:rPr>
+          <w:lang w:eastAsia="es-CO"/>
+        </w:rPr>
+        <w:t>olombianas (NTC) y las normas internacionales UL, evidenciando múltiples incumplimientos técnicos y riesgos asociados.</w:t>
+      </w:r>
+    </w:p>
+    <w:p>
+      <w:pPr>
+        <w:rPr>
+          <w:lang w:eastAsia="es-CO"/>
+        </w:rPr>
+      </w:pPr>
+    </w:p>
+    <w:p>
+      <w:pPr>
+        <w:rPr>
+          <w:lang w:eastAsia="es-CO"/>
+        </w:rPr>
+      </w:pPr>
+    </w:p>
+    <w:p>
+      <w:pPr>
+        <w:rPr>
+          <w:lang w:eastAsia="es-CO"/>
         </w:rPr>
       </w:pPr>
     </w:p>
     <w:p>
       <w:pPr>
         <w:pStyle w:val="Tabla"/>
-        <w:ind w:hanging="1134"/>
+        <w:ind w:left="709"/>
         <w:rPr>
           <w:lang w:val="es-419" w:eastAsia="es-CO"/>
         </w:rPr>
@@ -4967,13 +4960,8 @@
               <w:jc w:val="center"/>
             </w:pPr>
             <w:r>
-              <w:t xml:space="preserve">15 </w:t>
-            </w:r>
-            <w:proofErr w:type="gramStart"/>
-            <w:r>
-              <w:t>A</w:t>
-            </w:r>
-            <w:proofErr w:type="gramEnd"/>
+              <w:t>15 A</w:t>
+            </w:r>
           </w:p>
         </w:tc>
         <w:tc>
@@ -4986,13 +4974,8 @@
               <w:jc w:val="center"/>
             </w:pPr>
             <w:r>
-              <w:t xml:space="preserve">15 </w:t>
-            </w:r>
-            <w:proofErr w:type="gramStart"/>
-            <w:r>
-              <w:t>A</w:t>
-            </w:r>
-            <w:proofErr w:type="gramEnd"/>
+              <w:t>15 A</w:t>
+            </w:r>
           </w:p>
         </w:tc>
         <w:tc>
@@ -5005,13 +4988,8 @@
               <w:jc w:val="center"/>
             </w:pPr>
             <w:r>
-              <w:t xml:space="preserve">15 </w:t>
-            </w:r>
-            <w:proofErr w:type="gramStart"/>
-            <w:r>
-              <w:t>A</w:t>
-            </w:r>
-            <w:proofErr w:type="gramEnd"/>
+              <w:t>15 A</w:t>
+            </w:r>
           </w:p>
         </w:tc>
       </w:tr>
@@ -5040,13 +5018,8 @@
               <w:jc w:val="center"/>
             </w:pPr>
             <w:r>
-              <w:t xml:space="preserve">20 </w:t>
-            </w:r>
-            <w:proofErr w:type="gramStart"/>
-            <w:r>
-              <w:t>A</w:t>
-            </w:r>
-            <w:proofErr w:type="gramEnd"/>
+              <w:t>20 A</w:t>
+            </w:r>
           </w:p>
         </w:tc>
         <w:tc>
@@ -5059,13 +5032,8 @@
               <w:jc w:val="center"/>
             </w:pPr>
             <w:r>
-              <w:t xml:space="preserve">20 </w:t>
-            </w:r>
-            <w:proofErr w:type="gramStart"/>
-            <w:r>
-              <w:t>A</w:t>
-            </w:r>
-            <w:proofErr w:type="gramEnd"/>
+              <w:t>20 A</w:t>
+            </w:r>
           </w:p>
         </w:tc>
         <w:tc>
@@ -5078,13 +5046,8 @@
               <w:jc w:val="center"/>
             </w:pPr>
             <w:r>
-              <w:t xml:space="preserve">20 </w:t>
-            </w:r>
-            <w:proofErr w:type="gramStart"/>
-            <w:r>
-              <w:t>A</w:t>
-            </w:r>
-            <w:proofErr w:type="gramEnd"/>
+              <w:t>20 A</w:t>
+            </w:r>
           </w:p>
         </w:tc>
       </w:tr>
@@ -5116,13 +5079,8 @@
               <w:jc w:val="center"/>
             </w:pPr>
             <w:r>
-              <w:t xml:space="preserve">30 </w:t>
-            </w:r>
-            <w:proofErr w:type="gramStart"/>
-            <w:r>
-              <w:t>A</w:t>
-            </w:r>
-            <w:proofErr w:type="gramEnd"/>
+              <w:t>30 A</w:t>
+            </w:r>
           </w:p>
         </w:tc>
         <w:tc>
@@ -5135,13 +5093,8 @@
               <w:jc w:val="center"/>
             </w:pPr>
             <w:r>
-              <w:t xml:space="preserve">30 </w:t>
-            </w:r>
-            <w:proofErr w:type="gramStart"/>
-            <w:r>
-              <w:t>A</w:t>
-            </w:r>
-            <w:proofErr w:type="gramEnd"/>
+              <w:t>30 A</w:t>
+            </w:r>
           </w:p>
         </w:tc>
         <w:tc>
@@ -5154,13 +5107,8 @@
               <w:jc w:val="center"/>
             </w:pPr>
             <w:r>
-              <w:t xml:space="preserve">30 </w:t>
-            </w:r>
-            <w:proofErr w:type="gramStart"/>
-            <w:r>
-              <w:t>A</w:t>
-            </w:r>
-            <w:proofErr w:type="gramEnd"/>
+              <w:t>30 A</w:t>
+            </w:r>
           </w:p>
         </w:tc>
       </w:tr>
@@ -5189,13 +5137,8 @@
               <w:jc w:val="center"/>
             </w:pPr>
             <w:r>
-              <w:t xml:space="preserve">40 </w:t>
-            </w:r>
-            <w:proofErr w:type="gramStart"/>
-            <w:r>
-              <w:t>A</w:t>
-            </w:r>
-            <w:proofErr w:type="gramEnd"/>
+              <w:t>40 A</w:t>
+            </w:r>
           </w:p>
         </w:tc>
         <w:tc>
@@ -5208,13 +5151,8 @@
               <w:jc w:val="center"/>
             </w:pPr>
             <w:r>
-              <w:t xml:space="preserve">50 </w:t>
-            </w:r>
-            <w:proofErr w:type="gramStart"/>
-            <w:r>
-              <w:t>A</w:t>
-            </w:r>
-            <w:proofErr w:type="gramEnd"/>
+              <w:t>50 A</w:t>
+            </w:r>
           </w:p>
         </w:tc>
         <w:tc>
@@ -5227,13 +5165,8 @@
               <w:jc w:val="center"/>
             </w:pPr>
             <w:r>
-              <w:t xml:space="preserve">55 </w:t>
-            </w:r>
-            <w:proofErr w:type="gramStart"/>
-            <w:r>
-              <w:t>A</w:t>
-            </w:r>
-            <w:proofErr w:type="gramEnd"/>
+              <w:t>55 A</w:t>
+            </w:r>
           </w:p>
         </w:tc>
       </w:tr>
@@ -5265,13 +5198,8 @@
               <w:jc w:val="center"/>
             </w:pPr>
             <w:r>
-              <w:t xml:space="preserve">55 </w:t>
-            </w:r>
-            <w:proofErr w:type="gramStart"/>
-            <w:r>
-              <w:t>A</w:t>
-            </w:r>
-            <w:proofErr w:type="gramEnd"/>
+              <w:t>55 A</w:t>
+            </w:r>
           </w:p>
         </w:tc>
         <w:tc>
@@ -5284,13 +5212,8 @@
               <w:jc w:val="center"/>
             </w:pPr>
             <w:r>
-              <w:t xml:space="preserve">65 </w:t>
-            </w:r>
-            <w:proofErr w:type="gramStart"/>
-            <w:r>
-              <w:t>A</w:t>
-            </w:r>
-            <w:proofErr w:type="gramEnd"/>
+              <w:t>65 A</w:t>
+            </w:r>
           </w:p>
         </w:tc>
         <w:tc>
@@ -5303,13 +5226,8 @@
               <w:jc w:val="center"/>
             </w:pPr>
             <w:r>
-              <w:t xml:space="preserve">75 </w:t>
-            </w:r>
-            <w:proofErr w:type="gramStart"/>
-            <w:r>
-              <w:t>A</w:t>
-            </w:r>
-            <w:proofErr w:type="gramEnd"/>
+              <w:t>75 A</w:t>
+            </w:r>
           </w:p>
         </w:tc>
       </w:tr>
@@ -5338,13 +5256,8 @@
               <w:jc w:val="center"/>
             </w:pPr>
             <w:r>
-              <w:t xml:space="preserve">70 </w:t>
-            </w:r>
-            <w:proofErr w:type="gramStart"/>
-            <w:r>
-              <w:t>A</w:t>
-            </w:r>
-            <w:proofErr w:type="gramEnd"/>
+              <w:t>70 A</w:t>
+            </w:r>
           </w:p>
         </w:tc>
         <w:tc>
@@ -5357,13 +5270,8 @@
               <w:jc w:val="center"/>
             </w:pPr>
             <w:r>
-              <w:t xml:space="preserve">85 </w:t>
-            </w:r>
-            <w:proofErr w:type="gramStart"/>
-            <w:r>
-              <w:t>A</w:t>
-            </w:r>
-            <w:proofErr w:type="gramEnd"/>
+              <w:t>85 A</w:t>
+            </w:r>
           </w:p>
         </w:tc>
         <w:tc>
@@ -5376,13 +5284,8 @@
               <w:jc w:val="center"/>
             </w:pPr>
             <w:r>
-              <w:t xml:space="preserve">95 </w:t>
-            </w:r>
-            <w:proofErr w:type="gramStart"/>
-            <w:r>
-              <w:t>A</w:t>
-            </w:r>
-            <w:proofErr w:type="gramEnd"/>
+              <w:t>95 A</w:t>
+            </w:r>
           </w:p>
         </w:tc>
       </w:tr>
@@ -5414,13 +5317,8 @@
               <w:jc w:val="center"/>
             </w:pPr>
             <w:r>
-              <w:t xml:space="preserve">85 </w:t>
-            </w:r>
-            <w:proofErr w:type="gramStart"/>
-            <w:r>
-              <w:t>A</w:t>
-            </w:r>
-            <w:proofErr w:type="gramEnd"/>
+              <w:t>85 A</w:t>
+            </w:r>
           </w:p>
         </w:tc>
         <w:tc>
@@ -5433,13 +5331,8 @@
               <w:jc w:val="center"/>
             </w:pPr>
             <w:r>
-              <w:t xml:space="preserve">100 </w:t>
-            </w:r>
-            <w:proofErr w:type="gramStart"/>
-            <w:r>
-              <w:t>A</w:t>
-            </w:r>
-            <w:proofErr w:type="gramEnd"/>
+              <w:t>100 A</w:t>
+            </w:r>
           </w:p>
         </w:tc>
         <w:tc>
@@ -5452,13 +5345,8 @@
               <w:jc w:val="center"/>
             </w:pPr>
             <w:r>
-              <w:t xml:space="preserve">115 </w:t>
-            </w:r>
-            <w:proofErr w:type="gramStart"/>
-            <w:r>
-              <w:t>A</w:t>
-            </w:r>
-            <w:proofErr w:type="gramEnd"/>
+              <w:t>115 A</w:t>
+            </w:r>
           </w:p>
         </w:tc>
       </w:tr>
@@ -5487,13 +5375,8 @@
               <w:jc w:val="center"/>
             </w:pPr>
             <w:r>
-              <w:t xml:space="preserve">95 </w:t>
-            </w:r>
-            <w:proofErr w:type="gramStart"/>
-            <w:r>
-              <w:t>A</w:t>
-            </w:r>
-            <w:proofErr w:type="gramEnd"/>
+              <w:t>95 A</w:t>
+            </w:r>
           </w:p>
         </w:tc>
         <w:tc>
@@ -5506,13 +5389,8 @@
               <w:jc w:val="center"/>
             </w:pPr>
             <w:r>
-              <w:t xml:space="preserve">115 </w:t>
-            </w:r>
-            <w:proofErr w:type="gramStart"/>
-            <w:r>
-              <w:t>A</w:t>
-            </w:r>
-            <w:proofErr w:type="gramEnd"/>
+              <w:t>115 A</w:t>
+            </w:r>
           </w:p>
         </w:tc>
         <w:tc>
@@ -5525,13 +5403,8 @@
               <w:jc w:val="center"/>
             </w:pPr>
             <w:r>
-              <w:t xml:space="preserve">130 </w:t>
-            </w:r>
-            <w:proofErr w:type="gramStart"/>
-            <w:r>
-              <w:t>A</w:t>
-            </w:r>
-            <w:proofErr w:type="gramEnd"/>
+              <w:t>130 A</w:t>
+            </w:r>
           </w:p>
         </w:tc>
       </w:tr>
@@ -5563,13 +5436,8 @@
               <w:jc w:val="center"/>
             </w:pPr>
             <w:r>
-              <w:t xml:space="preserve">110 </w:t>
-            </w:r>
-            <w:proofErr w:type="gramStart"/>
-            <w:r>
-              <w:t>A</w:t>
-            </w:r>
-            <w:proofErr w:type="gramEnd"/>
+              <w:t>110 A</w:t>
+            </w:r>
           </w:p>
         </w:tc>
         <w:tc>
@@ -5582,13 +5450,8 @@
               <w:jc w:val="center"/>
             </w:pPr>
             <w:r>
-              <w:t xml:space="preserve">130 </w:t>
-            </w:r>
-            <w:proofErr w:type="gramStart"/>
-            <w:r>
-              <w:t>A</w:t>
-            </w:r>
-            <w:proofErr w:type="gramEnd"/>
+              <w:t>130 A</w:t>
+            </w:r>
           </w:p>
         </w:tc>
         <w:tc>
@@ -5601,13 +5464,8 @@
               <w:jc w:val="center"/>
             </w:pPr>
             <w:r>
-              <w:t xml:space="preserve">150 </w:t>
-            </w:r>
-            <w:proofErr w:type="gramStart"/>
-            <w:r>
-              <w:t>A</w:t>
-            </w:r>
-            <w:proofErr w:type="gramEnd"/>
+              <w:t>150 A</w:t>
+            </w:r>
           </w:p>
         </w:tc>
       </w:tr>
@@ -5636,13 +5494,8 @@
               <w:jc w:val="center"/>
             </w:pPr>
             <w:r>
-              <w:t xml:space="preserve">125 </w:t>
-            </w:r>
-            <w:proofErr w:type="gramStart"/>
-            <w:r>
-              <w:t>A</w:t>
-            </w:r>
-            <w:proofErr w:type="gramEnd"/>
+              <w:t>125 A</w:t>
+            </w:r>
           </w:p>
         </w:tc>
         <w:tc>
@@ -5661,13 +5514,8 @@
               <w:t>50</w:t>
             </w:r>
             <w:r>
-              <w:t xml:space="preserve"> </w:t>
-            </w:r>
-            <w:proofErr w:type="gramStart"/>
-            <w:r>
-              <w:t>A</w:t>
-            </w:r>
-            <w:proofErr w:type="gramEnd"/>
+              <w:t xml:space="preserve"> A</w:t>
+            </w:r>
           </w:p>
         </w:tc>
         <w:tc>
@@ -5680,13 +5528,8 @@
               <w:jc w:val="center"/>
             </w:pPr>
             <w:r>
-              <w:t xml:space="preserve">170 </w:t>
-            </w:r>
-            <w:proofErr w:type="gramStart"/>
-            <w:r>
-              <w:t>A</w:t>
-            </w:r>
-            <w:proofErr w:type="gramEnd"/>
+              <w:t>170 A</w:t>
+            </w:r>
           </w:p>
         </w:tc>
       </w:tr>
@@ -5718,13 +5561,8 @@
               <w:jc w:val="center"/>
             </w:pPr>
             <w:r>
-              <w:t xml:space="preserve">145 </w:t>
-            </w:r>
-            <w:proofErr w:type="gramStart"/>
-            <w:r>
-              <w:t>A</w:t>
-            </w:r>
-            <w:proofErr w:type="gramEnd"/>
+              <w:t>145 A</w:t>
+            </w:r>
           </w:p>
         </w:tc>
         <w:tc>
@@ -5737,13 +5575,8 @@
               <w:jc w:val="center"/>
             </w:pPr>
             <w:r>
-              <w:t xml:space="preserve">175 </w:t>
-            </w:r>
-            <w:proofErr w:type="gramStart"/>
-            <w:r>
-              <w:t>A</w:t>
-            </w:r>
-            <w:proofErr w:type="gramEnd"/>
+              <w:t>175 A</w:t>
+            </w:r>
           </w:p>
         </w:tc>
         <w:tc>
@@ -5756,13 +5589,8 @@
               <w:jc w:val="center"/>
             </w:pPr>
             <w:r>
-              <w:t xml:space="preserve">195 </w:t>
-            </w:r>
-            <w:proofErr w:type="gramStart"/>
-            <w:r>
-              <w:t>A</w:t>
-            </w:r>
-            <w:proofErr w:type="gramEnd"/>
+              <w:t>195 A</w:t>
+            </w:r>
           </w:p>
         </w:tc>
       </w:tr>
@@ -5791,13 +5619,8 @@
               <w:jc w:val="center"/>
             </w:pPr>
             <w:r>
-              <w:t xml:space="preserve">165 </w:t>
-            </w:r>
-            <w:proofErr w:type="gramStart"/>
-            <w:r>
-              <w:t>A</w:t>
-            </w:r>
-            <w:proofErr w:type="gramEnd"/>
+              <w:t>165 A</w:t>
+            </w:r>
           </w:p>
         </w:tc>
         <w:tc>
@@ -5810,13 +5633,8 @@
               <w:jc w:val="center"/>
             </w:pPr>
             <w:r>
-              <w:t xml:space="preserve">200 </w:t>
-            </w:r>
-            <w:proofErr w:type="gramStart"/>
-            <w:r>
-              <w:t>A</w:t>
-            </w:r>
-            <w:proofErr w:type="gramEnd"/>
+              <w:t>200 A</w:t>
+            </w:r>
           </w:p>
         </w:tc>
         <w:tc>
@@ -5829,13 +5647,8 @@
               <w:jc w:val="center"/>
             </w:pPr>
             <w:r>
-              <w:t xml:space="preserve">225 </w:t>
-            </w:r>
-            <w:proofErr w:type="gramStart"/>
-            <w:r>
-              <w:t>A</w:t>
-            </w:r>
-            <w:proofErr w:type="gramEnd"/>
+              <w:t>225 A</w:t>
+            </w:r>
           </w:p>
         </w:tc>
       </w:tr>
@@ -5867,13 +5680,8 @@
               <w:jc w:val="center"/>
             </w:pPr>
             <w:r>
-              <w:t xml:space="preserve">195 </w:t>
-            </w:r>
-            <w:proofErr w:type="gramStart"/>
-            <w:r>
-              <w:t>A</w:t>
-            </w:r>
-            <w:proofErr w:type="gramEnd"/>
+              <w:t>195 A</w:t>
+            </w:r>
           </w:p>
         </w:tc>
         <w:tc>
@@ -5886,13 +5694,8 @@
               <w:jc w:val="center"/>
             </w:pPr>
             <w:r>
-              <w:t xml:space="preserve">230 </w:t>
-            </w:r>
-            <w:proofErr w:type="gramStart"/>
-            <w:r>
-              <w:t>A</w:t>
-            </w:r>
-            <w:proofErr w:type="gramEnd"/>
+              <w:t>230 A</w:t>
+            </w:r>
           </w:p>
         </w:tc>
         <w:tc>
@@ -5905,13 +5708,8 @@
               <w:jc w:val="center"/>
             </w:pPr>
             <w:r>
-              <w:t xml:space="preserve">260 </w:t>
-            </w:r>
-            <w:proofErr w:type="gramStart"/>
-            <w:r>
-              <w:t>A</w:t>
-            </w:r>
-            <w:proofErr w:type="gramEnd"/>
+              <w:t>260 A</w:t>
+            </w:r>
           </w:p>
         </w:tc>
       </w:tr>
@@ -5919,6 +5717,20 @@
     <w:p>
       <w:pPr>
         <w:pStyle w:val="Tabla"/>
+        <w:numPr>
+          <w:ilvl w:val="0"/>
+          <w:numId w:val="0"/>
+        </w:numPr>
+        <w:ind w:left="709"/>
+        <w:rPr>
+          <w:lang w:val="es-419" w:eastAsia="es-CO"/>
+        </w:rPr>
+      </w:pPr>
+    </w:p>
+    <w:p>
+      <w:pPr>
+        <w:pStyle w:val="Tabla"/>
+        <w:ind w:left="709"/>
         <w:rPr>
           <w:lang w:val="es-419" w:eastAsia="es-CO"/>
         </w:rPr>
@@ -5933,7 +5745,8 @@
     <w:tbl>
       <w:tblPr>
         <w:tblStyle w:val="SENA2"/>
-        <w:tblW w:w="10101" w:type="dxa"/>
+        <w:tblW w:w="7508" w:type="dxa"/>
+        <w:jc w:val="center"/>
         <w:tblLayout w:type="fixed"/>
         <w:tblLook w:val="04A0" w:firstRow="1" w:lastRow="0" w:firstColumn="1" w:lastColumn="0" w:noHBand="0" w:noVBand="1"/>
         <w:tblCaption w:val="Tabla 2. Amperaje de cables con aislamiento SPT a 60 °C"/>
@@ -5941,13 +5754,14 @@
       </w:tblPr>
       <w:tblGrid>
         <w:gridCol w:w="3620"/>
-        <w:gridCol w:w="6481"/>
+        <w:gridCol w:w="3888"/>
       </w:tblGrid>
       <w:tr>
         <w:trPr>
           <w:cnfStyle w:val="100000000000" w:firstRow="1" w:lastRow="0" w:firstColumn="0" w:lastColumn="0" w:oddVBand="0" w:evenVBand="0" w:oddHBand="0" w:evenHBand="0" w:firstRowFirstColumn="0" w:firstRowLastColumn="0" w:lastRowFirstColumn="0" w:lastRowLastColumn="0"/>
           <w:trHeight w:val="1104"/>
           <w:tblHeader/>
+          <w:jc w:val="center"/>
         </w:trPr>
         <w:tc>
           <w:tcPr>
@@ -5972,7 +5786,7 @@
         </w:tc>
         <w:tc>
           <w:tcPr>
-            <w:tcW w:w="6481" w:type="dxa"/>
+            <w:tcW w:w="3888" w:type="dxa"/>
           </w:tcPr>
           <w:p>
             <w:pPr>
@@ -5988,6 +5802,7 @@
         <w:trPr>
           <w:cnfStyle w:val="000000100000" w:firstRow="0" w:lastRow="0" w:firstColumn="0" w:lastColumn="0" w:oddVBand="0" w:evenVBand="0" w:oddHBand="1" w:evenHBand="0" w:firstRowFirstColumn="0" w:firstRowLastColumn="0" w:lastRowFirstColumn="0" w:lastRowLastColumn="0"/>
           <w:trHeight w:val="620"/>
+          <w:jc w:val="center"/>
         </w:trPr>
         <w:tc>
           <w:tcPr>
@@ -6005,7 +5820,7 @@
         </w:tc>
         <w:tc>
           <w:tcPr>
-            <w:tcW w:w="6481" w:type="dxa"/>
+            <w:tcW w:w="3888" w:type="dxa"/>
           </w:tcPr>
           <w:p>
             <w:pPr>
@@ -6013,19 +5828,15 @@
               <w:jc w:val="center"/>
             </w:pPr>
             <w:r>
-              <w:t xml:space="preserve">2 </w:t>
-            </w:r>
-            <w:proofErr w:type="gramStart"/>
-            <w:r>
-              <w:t>A</w:t>
-            </w:r>
-            <w:proofErr w:type="gramEnd"/>
+              <w:t>2 A</w:t>
+            </w:r>
           </w:p>
         </w:tc>
       </w:tr>
       <w:tr>
         <w:trPr>
           <w:trHeight w:val="644"/>
+          <w:jc w:val="center"/>
         </w:trPr>
         <w:tc>
           <w:tcPr>
@@ -6037,13 +5848,14 @@
               <w:jc w:val="center"/>
             </w:pPr>
             <w:r>
+              <w:lastRenderedPageBreak/>
               <w:t>18 AWG</w:t>
             </w:r>
           </w:p>
         </w:tc>
         <w:tc>
           <w:tcPr>
-            <w:tcW w:w="6481" w:type="dxa"/>
+            <w:tcW w:w="3888" w:type="dxa"/>
           </w:tcPr>
           <w:p>
             <w:pPr>
@@ -6051,13 +5863,8 @@
               <w:jc w:val="center"/>
             </w:pPr>
             <w:r>
-              <w:t xml:space="preserve">10 </w:t>
-            </w:r>
-            <w:proofErr w:type="gramStart"/>
-            <w:r>
-              <w:t>A</w:t>
-            </w:r>
-            <w:proofErr w:type="gramEnd"/>
+              <w:t>10 A</w:t>
+            </w:r>
           </w:p>
         </w:tc>
       </w:tr>
@@ -6065,6 +5872,7 @@
         <w:trPr>
           <w:cnfStyle w:val="000000100000" w:firstRow="0" w:lastRow="0" w:firstColumn="0" w:lastColumn="0" w:oddVBand="0" w:evenVBand="0" w:oddHBand="1" w:evenHBand="0" w:firstRowFirstColumn="0" w:firstRowLastColumn="0" w:lastRowFirstColumn="0" w:lastRowLastColumn="0"/>
           <w:trHeight w:val="620"/>
+          <w:jc w:val="center"/>
         </w:trPr>
         <w:tc>
           <w:tcPr>
@@ -6076,14 +5884,13 @@
               <w:jc w:val="center"/>
             </w:pPr>
             <w:r>
-              <w:lastRenderedPageBreak/>
               <w:t>16 AWG</w:t>
             </w:r>
           </w:p>
         </w:tc>
         <w:tc>
           <w:tcPr>
-            <w:tcW w:w="6481" w:type="dxa"/>
+            <w:tcW w:w="3888" w:type="dxa"/>
           </w:tcPr>
           <w:p>
             <w:pPr>
@@ -6091,19 +5898,15 @@
               <w:jc w:val="center"/>
             </w:pPr>
             <w:r>
-              <w:t xml:space="preserve">13 </w:t>
-            </w:r>
-            <w:proofErr w:type="gramStart"/>
-            <w:r>
-              <w:t>A</w:t>
-            </w:r>
-            <w:proofErr w:type="gramEnd"/>
+              <w:t>13 A</w:t>
+            </w:r>
           </w:p>
         </w:tc>
       </w:tr>
       <w:tr>
         <w:trPr>
           <w:trHeight w:val="620"/>
+          <w:jc w:val="center"/>
         </w:trPr>
         <w:tc>
           <w:tcPr>
@@ -6121,7 +5924,7 @@
         </w:tc>
         <w:tc>
           <w:tcPr>
-            <w:tcW w:w="6481" w:type="dxa"/>
+            <w:tcW w:w="3888" w:type="dxa"/>
           </w:tcPr>
           <w:p>
             <w:pPr>
@@ -6129,13 +5932,8 @@
               <w:jc w:val="center"/>
             </w:pPr>
             <w:r>
-              <w:t xml:space="preserve">18 </w:t>
-            </w:r>
-            <w:proofErr w:type="gramStart"/>
-            <w:r>
-              <w:t>A</w:t>
-            </w:r>
-            <w:proofErr w:type="gramEnd"/>
+              <w:t>18 A</w:t>
+            </w:r>
           </w:p>
         </w:tc>
       </w:tr>
@@ -6143,6 +5941,7 @@
         <w:trPr>
           <w:cnfStyle w:val="000000100000" w:firstRow="0" w:lastRow="0" w:firstColumn="0" w:lastColumn="0" w:oddVBand="0" w:evenVBand="0" w:oddHBand="1" w:evenHBand="0" w:firstRowFirstColumn="0" w:firstRowLastColumn="0" w:lastRowFirstColumn="0" w:lastRowLastColumn="0"/>
           <w:trHeight w:val="644"/>
+          <w:jc w:val="center"/>
         </w:trPr>
         <w:tc>
           <w:tcPr>
@@ -6160,7 +5959,7 @@
         </w:tc>
         <w:tc>
           <w:tcPr>
-            <w:tcW w:w="6481" w:type="dxa"/>
+            <w:tcW w:w="3888" w:type="dxa"/>
           </w:tcPr>
           <w:p>
             <w:pPr>
@@ -6168,13 +5967,8 @@
               <w:jc w:val="center"/>
             </w:pPr>
             <w:r>
-              <w:t xml:space="preserve">25 </w:t>
-            </w:r>
-            <w:proofErr w:type="gramStart"/>
-            <w:r>
-              <w:t>A</w:t>
-            </w:r>
-            <w:proofErr w:type="gramEnd"/>
+              <w:t>25 A</w:t>
+            </w:r>
           </w:p>
         </w:tc>
       </w:tr>
@@ -6258,20 +6052,15 @@
     </w:p>
     <w:p>
       <w:pPr>
-        <w:rPr>
-          <w:lang w:val="es-419" w:eastAsia="es-CO"/>
-        </w:rPr>
-      </w:pPr>
-    </w:p>
-    <w:p>
-      <w:pPr>
-        <w:rPr>
-          <w:lang w:val="es-419" w:eastAsia="es-CO"/>
-        </w:rPr>
-      </w:pPr>
-    </w:p>
-    <w:p>
-      <w:pPr>
+        <w:ind w:firstLine="0"/>
+        <w:rPr>
+          <w:lang w:val="es-419" w:eastAsia="es-CO"/>
+        </w:rPr>
+      </w:pPr>
+    </w:p>
+    <w:p>
+      <w:pPr>
+        <w:ind w:firstLine="0"/>
         <w:rPr>
           <w:lang w:val="es-419" w:eastAsia="es-CO"/>
         </w:rPr>
@@ -6471,9 +6260,9 @@
           <w:lang w:val="es-419" w:eastAsia="es-CO"/>
         </w:rPr>
         <w:drawing>
-          <wp:inline distT="0" distB="0" distL="0" distR="0" wp14:anchorId="0C91D0CC" wp14:editId="7411C118">
-            <wp:extent cx="6332220" cy="3625850"/>
-            <wp:effectExtent l="0" t="0" r="0" b="0"/>
+          <wp:inline distT="0" distB="0" distL="0" distR="0" wp14:anchorId="0C91D0CC" wp14:editId="780EABB3">
+            <wp:extent cx="5846777" cy="3347884"/>
+            <wp:effectExtent l="0" t="0" r="0" b="5080"/>
             <wp:docPr id="11" name="Gráfico 11" descr="Indica que los efectos de la corriente eléctrica en el cuerpo dependen de su intensidad. Desde cosquilleo leve (1 - 3 mA) hasta riesgo de muerte por fibrilación ventricular (60 - 75 mA). A mayor intensidad, mayores daños: contracciones musculares, paro respiratorio, asfixia y afectación del corazón. "/>
             <wp:cNvGraphicFramePr>
               <a:graphicFrameLocks xmlns:a="http://schemas.openxmlformats.org/drawingml/2006/main" noChangeAspect="1"/>
@@ -6503,7 +6292,7 @@
                   <pic:spPr>
                     <a:xfrm>
                       <a:off x="0" y="0"/>
-                      <a:ext cx="6332220" cy="3625850"/>
+                      <a:ext cx="5847746" cy="3348439"/>
                     </a:xfrm>
                     <a:prstGeom prst="rect">
                       <a:avLst/>
@@ -6530,15 +6319,25 @@
         </w:rPr>
         <w:t xml:space="preserve">Fuente: </w:t>
       </w:r>
-      <w:hyperlink r:id="rId17" w:history="1">
-        <w:r>
-          <w:rPr>
-            <w:rStyle w:val="Hipervnculo"/>
-            <w:lang w:val="es-419" w:eastAsia="es-CO"/>
-          </w:rPr>
-          <w:t>https://www.unirioja.es/servicios/sprl/pdf/riesgos_electricos.pdf</w:t>
-        </w:r>
-      </w:hyperlink>
+      <w:r>
+        <w:fldChar w:fldCharType="begin"/>
+      </w:r>
+      <w:r>
+        <w:instrText>HYPERLINK "https://www.unirioja.es/servicios/sprl/pdf/riesgos_electricos.pdf"</w:instrText>
+      </w:r>
+      <w:r>
+        <w:fldChar w:fldCharType="separate"/>
+      </w:r>
+      <w:r>
+        <w:rPr>
+          <w:rStyle w:val="Hipervnculo"/>
+          <w:lang w:val="es-419" w:eastAsia="es-CO"/>
+        </w:rPr>
+        <w:t>https://www.unirioja.es/servicios/sprl/pdf/riesgos_electricos.pdf</w:t>
+      </w:r>
+      <w:r>
+        <w:fldChar w:fldCharType="end"/>
+      </w:r>
     </w:p>
     <w:p>
       <w:pPr>
@@ -6642,6 +6441,15 @@
     <w:p>
       <w:pPr>
         <w:pStyle w:val="Prrafodelista"/>
+        <w:ind w:left="1788" w:firstLine="0"/>
+        <w:rPr>
+          <w:lang w:eastAsia="es-CO"/>
+        </w:rPr>
+      </w:pPr>
+    </w:p>
+    <w:p>
+      <w:pPr>
+        <w:pStyle w:val="Prrafodelista"/>
         <w:numPr>
           <w:ilvl w:val="1"/>
           <w:numId w:val="27"/>
@@ -7016,20 +6824,11 @@
     <w:p>
       <w:pPr>
         <w:pStyle w:val="Prrafodelista"/>
-        <w:numPr>
-          <w:ilvl w:val="1"/>
-          <w:numId w:val="30"/>
-        </w:numPr>
-        <w:rPr>
-          <w:lang w:eastAsia="es-CO"/>
-        </w:rPr>
-      </w:pPr>
-      <w:r>
-        <w:rPr>
-          <w:lang w:eastAsia="es-CO"/>
-        </w:rPr>
-        <w:t>Correcta puesta a tierra de equipos.</w:t>
-      </w:r>
+        <w:ind w:left="1788" w:firstLine="0"/>
+        <w:rPr>
+          <w:lang w:eastAsia="es-CO"/>
+        </w:rPr>
+      </w:pPr>
     </w:p>
     <w:p>
       <w:pPr>
@@ -7047,7 +6846,7 @@
           <w:lang w:eastAsia="es-CO"/>
         </w:rPr>
         <w:lastRenderedPageBreak/>
-        <w:t>Implementación de interruptores diferenciales.</w:t>
+        <w:t>Correcta puesta a tierra de equipos.</w:t>
       </w:r>
     </w:p>
     <w:p>
@@ -7065,6 +6864,24 @@
         <w:rPr>
           <w:lang w:eastAsia="es-CO"/>
         </w:rPr>
+        <w:t>Implementación de interruptores diferenciales.</w:t>
+      </w:r>
+    </w:p>
+    <w:p>
+      <w:pPr>
+        <w:pStyle w:val="Prrafodelista"/>
+        <w:numPr>
+          <w:ilvl w:val="1"/>
+          <w:numId w:val="30"/>
+        </w:numPr>
+        <w:rPr>
+          <w:lang w:eastAsia="es-CO"/>
+        </w:rPr>
+      </w:pPr>
+      <w:r>
+        <w:rPr>
+          <w:lang w:eastAsia="es-CO"/>
+        </w:rPr>
         <w:t>Mantenimiento preventivo y correctivo.</w:t>
       </w:r>
     </w:p>
@@ -7392,6 +7209,7 @@
         <w:rPr>
           <w:lang w:eastAsia="es-CO"/>
         </w:rPr>
+        <w:lastRenderedPageBreak/>
         <w:t>Instalación de puestas a tierra de baja resistencia.</w:t>
       </w:r>
     </w:p>
@@ -7410,7 +7228,6 @@
         <w:rPr>
           <w:lang w:eastAsia="es-CO"/>
         </w:rPr>
-        <w:lastRenderedPageBreak/>
         <w:t>Aislamiento de dispositivos accesibles al contacto humano.</w:t>
       </w:r>
     </w:p>
@@ -7532,14 +7349,6 @@
     </w:p>
     <w:p>
       <w:pPr>
-        <w:rPr>
-          <w:lang w:val="es-419" w:eastAsia="es-CO"/>
-        </w:rPr>
-      </w:pPr>
-    </w:p>
-    <w:p>
-      <w:pPr>
-        <w:ind w:firstLine="0"/>
         <w:rPr>
           <w:lang w:val="es-419" w:eastAsia="es-CO"/>
         </w:rPr>
@@ -9184,7 +8993,7 @@
                     </pic:cNvPicPr>
                   </pic:nvPicPr>
                   <pic:blipFill>
-                    <a:blip r:embed="rId18">
+                    <a:blip r:embed="rId17">
                       <a:extLst>
                         <a:ext uri="{28A0092B-C50C-407E-A947-70E740481C1C}">
                           <a14:useLocalDpi xmlns:a14="http://schemas.microsoft.com/office/drawing/2010/main" val="0"/>
@@ -9603,7 +9412,7 @@
                     </pic:cNvPicPr>
                   </pic:nvPicPr>
                   <pic:blipFill>
-                    <a:blip r:embed="rId19">
+                    <a:blip r:embed="rId18">
                       <a:extLst>
                         <a:ext uri="{28A0092B-C50C-407E-A947-70E740481C1C}">
                           <a14:useLocalDpi xmlns:a14="http://schemas.microsoft.com/office/drawing/2010/main" val="0"/>
@@ -9706,7 +9515,7 @@
                     </pic:cNvPicPr>
                   </pic:nvPicPr>
                   <pic:blipFill>
-                    <a:blip r:embed="rId20">
+                    <a:blip r:embed="rId19">
                       <a:extLst>
                         <a:ext uri="{28A0092B-C50C-407E-A947-70E740481C1C}">
                           <a14:useLocalDpi xmlns:a14="http://schemas.microsoft.com/office/drawing/2010/main" val="0"/>
@@ -11738,7 +11547,7 @@
                     </pic:cNvPicPr>
                   </pic:nvPicPr>
                   <pic:blipFill>
-                    <a:blip r:embed="rId21">
+                    <a:blip r:embed="rId20">
                       <a:extLst>
                         <a:ext uri="{28A0092B-C50C-407E-A947-70E740481C1C}">
                           <a14:useLocalDpi xmlns:a14="http://schemas.microsoft.com/office/drawing/2010/main" val="0"/>
@@ -11896,15 +11705,7 @@
               <w:pStyle w:val="TextoTablas"/>
             </w:pPr>
             <w:r>
-              <w:t>ACHS-FUCYT. (</w:t>
-            </w:r>
-            <w:proofErr w:type="spellStart"/>
-            <w:r>
-              <w:t>n.d</w:t>
-            </w:r>
-            <w:proofErr w:type="spellEnd"/>
-            <w:r>
-              <w:t>.). Prevención de Riesgos Eléctricos en el Sector de la Construcción.</w:t>
+              <w:t>ACHS-FUCYT. (n.d.). Prevención de Riesgos Eléctricos en el Sector de la Construcción.</w:t>
             </w:r>
           </w:p>
         </w:tc>
@@ -11929,7 +11730,7 @@
             <w:pPr>
               <w:pStyle w:val="TextoTablas"/>
             </w:pPr>
-            <w:hyperlink r:id="rId22" w:history="1">
+            <w:hyperlink r:id="rId21" w:history="1">
               <w:r>
                 <w:rPr>
                   <w:rStyle w:val="Hipervnculo"/>
@@ -11988,7 +11789,7 @@
             <w:pPr>
               <w:pStyle w:val="TextoTablas"/>
             </w:pPr>
-            <w:hyperlink r:id="rId23" w:history="1">
+            <w:hyperlink r:id="rId22" w:history="1">
               <w:r>
                 <w:rPr>
                   <w:rStyle w:val="Hipervnculo"/>
@@ -12643,7 +12444,7 @@
         </w:rPr>
         <w:t xml:space="preserve"> </w:t>
       </w:r>
-      <w:hyperlink r:id="rId24" w:history="1">
+      <w:hyperlink r:id="rId23" w:history="1">
         <w:r>
           <w:rPr>
             <w:rStyle w:val="Hipervnculo"/>
@@ -12681,7 +12482,7 @@
         </w:rPr>
         <w:t>Comisión Electrotécnica Internacional. (2018). Bienvenidos a IEC. Dato, 2.</w:t>
       </w:r>
-      <w:hyperlink r:id="rId25" w:tgtFrame="_blank" w:history="1">
+      <w:hyperlink r:id="rId24" w:tgtFrame="_blank" w:history="1">
         <w:r>
           <w:rPr>
             <w:rStyle w:val="Hipervnculo"/>
@@ -12730,7 +12531,7 @@
         </w:rPr>
         <w:t xml:space="preserve"> </w:t>
       </w:r>
-      <w:hyperlink r:id="rId26" w:history="1">
+      <w:hyperlink r:id="rId25" w:history="1">
         <w:r>
           <w:rPr>
             <w:rStyle w:val="Hipervnculo"/>
@@ -12792,7 +12593,7 @@
         </w:rPr>
         <w:t xml:space="preserve"> </w:t>
       </w:r>
-      <w:hyperlink r:id="rId27" w:history="1">
+      <w:hyperlink r:id="rId26" w:history="1">
         <w:r>
           <w:rPr>
             <w:rStyle w:val="Hipervnculo"/>
@@ -12841,7 +12642,7 @@
         </w:rPr>
         <w:t xml:space="preserve"> </w:t>
       </w:r>
-      <w:hyperlink r:id="rId28" w:history="1">
+      <w:hyperlink r:id="rId27" w:history="1">
         <w:r>
           <w:rPr>
             <w:rStyle w:val="Hipervnculo"/>
@@ -12890,7 +12691,7 @@
         </w:rPr>
         <w:t xml:space="preserve"> </w:t>
       </w:r>
-      <w:hyperlink r:id="rId29" w:history="1">
+      <w:hyperlink r:id="rId28" w:history="1">
         <w:r>
           <w:rPr>
             <w:rStyle w:val="Hipervnculo"/>
@@ -12952,7 +12753,7 @@
         </w:rPr>
         <w:t xml:space="preserve"> </w:t>
       </w:r>
-      <w:hyperlink r:id="rId30" w:history="1">
+      <w:hyperlink r:id="rId29" w:history="1">
         <w:r>
           <w:rPr>
             <w:rStyle w:val="Hipervnculo"/>
@@ -13001,7 +12802,7 @@
         </w:rPr>
         <w:t xml:space="preserve"> </w:t>
       </w:r>
-      <w:hyperlink r:id="rId31" w:history="1">
+      <w:hyperlink r:id="rId30" w:history="1">
         <w:r>
           <w:rPr>
             <w:rStyle w:val="Hipervnculo"/>
@@ -13076,7 +12877,7 @@
         </w:rPr>
         <w:t xml:space="preserve"> </w:t>
       </w:r>
-      <w:hyperlink r:id="rId32" w:history="1">
+      <w:hyperlink r:id="rId31" w:history="1">
         <w:r>
           <w:rPr>
             <w:rStyle w:val="Hipervnculo"/>
@@ -13321,13 +13122,8 @@
             <w:pPr>
               <w:pStyle w:val="TextoTablas"/>
             </w:pPr>
-            <w:proofErr w:type="spellStart"/>
-            <w:r>
-              <w:t>Milady</w:t>
-            </w:r>
-            <w:proofErr w:type="spellEnd"/>
-            <w:r>
-              <w:t xml:space="preserve"> Tatiana Villamil Castellanos</w:t>
+            <w:r>
+              <w:t>Milady Tatiana Villamil Castellanos</w:t>
             </w:r>
           </w:p>
         </w:tc>
@@ -13593,13 +13389,8 @@
             <w:pPr>
               <w:pStyle w:val="TextoTablas"/>
             </w:pPr>
-            <w:proofErr w:type="spellStart"/>
-            <w:r>
-              <w:t>Lucenith</w:t>
-            </w:r>
-            <w:proofErr w:type="spellEnd"/>
-            <w:r>
-              <w:t xml:space="preserve"> Pinilla Moreno</w:t>
+            <w:r>
+              <w:t>Lucenith Pinilla Moreno</w:t>
             </w:r>
           </w:p>
         </w:tc>
@@ -13648,13 +13439,8 @@
             <w:pPr>
               <w:pStyle w:val="TextoTablas"/>
             </w:pPr>
-            <w:proofErr w:type="spellStart"/>
-            <w:r>
-              <w:t>Maria</w:t>
-            </w:r>
-            <w:proofErr w:type="spellEnd"/>
-            <w:r>
-              <w:t xml:space="preserve"> Alejandra Vera Briceño</w:t>
+            <w:r>
+              <w:t>Maria Alejandra Vera Briceño</w:t>
             </w:r>
           </w:p>
         </w:tc>
@@ -13783,8 +13569,8 @@
       </w:pPr>
     </w:p>
     <w:sectPr>
-      <w:headerReference w:type="default" r:id="rId33"/>
-      <w:footerReference w:type="default" r:id="rId34"/>
+      <w:headerReference w:type="default" r:id="rId32"/>
+      <w:footerReference w:type="default" r:id="rId33"/>
       <w:pgSz w:w="12240" w:h="15840"/>
       <w:pgMar w:top="1701" w:right="1134" w:bottom="1134" w:left="1134" w:header="709" w:footer="737" w:gutter="0"/>
       <w:pgNumType w:start="1"/>
@@ -13796,7 +13582,7 @@
 </file>
 
 <file path=word/endnotes.xml><?xml version="1.0" encoding="utf-8"?>
-<w:endnotes xmlns:wpc="http://schemas.microsoft.com/office/word/2010/wordprocessingCanvas" xmlns:cx="http://schemas.microsoft.com/office/drawing/2014/chartex" xmlns:cx1="http://schemas.microsoft.com/office/drawing/2015/9/8/chartex" xmlns:cx2="http://schemas.microsoft.com/office/drawing/2015/10/21/chartex" xmlns:cx3="http://schemas.microsoft.com/office/drawing/2016/5/9/chartex" xmlns:cx4="http://schemas.microsoft.com/office/drawing/2016/5/10/chartex" xmlns:cx5="http://schemas.microsoft.com/office/drawing/2016/5/11/chartex" xmlns:cx6="http://schemas.microsoft.com/office/drawing/2016/5/12/chartex" xmlns:cx7="http://schemas.microsoft.com/office/drawing/2016/5/13/chartex" xmlns:cx8="http://schemas.microsoft.com/office/drawing/2016/5/14/chartex" xmlns:mc="http://schemas.openxmlformats.org/markup-compatibility/2006" xmlns:aink="http://schemas.microsoft.com/office/drawing/2016/ink" xmlns:am3d="http://schemas.microsoft.com/office/drawing/2017/model3d" xmlns:o="urn:schemas-microsoft-com:office:office" xmlns:r="http://schemas.openxmlformats.org/officeDocument/2006/relationships" xmlns:m="http://schemas.openxmlformats.org/officeDocument/2006/math" xmlns:v="urn:schemas-microsoft-com:vml" xmlns:wp14="http://schemas.microsoft.com/office/word/2010/wordprocessingDrawing" xmlns:wp="http://schemas.openxmlformats.org/drawingml/2006/wordprocessingDrawing" xmlns:w10="urn:schemas-microsoft-com:office:word" xmlns:w="http://schemas.openxmlformats.org/wordprocessingml/2006/main" xmlns:w14="http://schemas.microsoft.com/office/word/2010/wordml" xmlns:w15="http://schemas.microsoft.com/office/word/2012/wordml" xmlns:w16cex="http://schemas.microsoft.com/office/word/2018/wordml/cex" xmlns:w16cid="http://schemas.microsoft.com/office/word/2016/wordml/cid" xmlns:w16="http://schemas.microsoft.com/office/word/2018/wordml" xmlns:w16sdtdh="http://schemas.microsoft.com/office/word/2020/wordml/sdtdatahash" xmlns:w16se="http://schemas.microsoft.com/office/word/2015/wordml/symex" xmlns:wpg="http://schemas.microsoft.com/office/word/2010/wordprocessingGroup" xmlns:wpi="http://schemas.microsoft.com/office/word/2010/wordprocessingInk" xmlns:wne="http://schemas.microsoft.com/office/word/2006/wordml" xmlns:wps="http://schemas.microsoft.com/office/word/2010/wordprocessingShape" mc:Ignorable="w14 w15 w16se w16cid w16 w16cex w16sdtdh wp14">
+<w:endnotes xmlns:wpc="http://schemas.microsoft.com/office/word/2010/wordprocessingCanvas" xmlns:cx="http://schemas.microsoft.com/office/drawing/2014/chartex" xmlns:cx1="http://schemas.microsoft.com/office/drawing/2015/9/8/chartex" xmlns:cx2="http://schemas.microsoft.com/office/drawing/2015/10/21/chartex" xmlns:cx3="http://schemas.microsoft.com/office/drawing/2016/5/9/chartex" xmlns:cx4="http://schemas.microsoft.com/office/drawing/2016/5/10/chartex" xmlns:cx5="http://schemas.microsoft.com/office/drawing/2016/5/11/chartex" xmlns:cx6="http://schemas.microsoft.com/office/drawing/2016/5/12/chartex" xmlns:cx7="http://schemas.microsoft.com/office/drawing/2016/5/13/chartex" xmlns:cx8="http://schemas.microsoft.com/office/drawing/2016/5/14/chartex" xmlns:mc="http://schemas.openxmlformats.org/markup-compatibility/2006" xmlns:aink="http://schemas.microsoft.com/office/drawing/2016/ink" xmlns:am3d="http://schemas.microsoft.com/office/drawing/2017/model3d" xmlns:o="urn:schemas-microsoft-com:office:office" xmlns:oel="http://schemas.microsoft.com/office/2019/extlst" xmlns:r="http://schemas.openxmlformats.org/officeDocument/2006/relationships" xmlns:m="http://schemas.openxmlformats.org/officeDocument/2006/math" xmlns:v="urn:schemas-microsoft-com:vml" xmlns:wp14="http://schemas.microsoft.com/office/word/2010/wordprocessingDrawing" xmlns:wp="http://schemas.openxmlformats.org/drawingml/2006/wordprocessingDrawing" xmlns:w10="urn:schemas-microsoft-com:office:word" xmlns:w="http://schemas.openxmlformats.org/wordprocessingml/2006/main" xmlns:w14="http://schemas.microsoft.com/office/word/2010/wordml" xmlns:w15="http://schemas.microsoft.com/office/word/2012/wordml" xmlns:w16cex="http://schemas.microsoft.com/office/word/2018/wordml/cex" xmlns:w16cid="http://schemas.microsoft.com/office/word/2016/wordml/cid" xmlns:w16="http://schemas.microsoft.com/office/word/2018/wordml" xmlns:w16du="http://schemas.microsoft.com/office/word/2023/wordml/word16du" xmlns:w16sdtdh="http://schemas.microsoft.com/office/word/2020/wordml/sdtdatahash" xmlns:w16sdtfl="http://schemas.microsoft.com/office/word/2024/wordml/sdtformatlock" xmlns:w16se="http://schemas.microsoft.com/office/word/2015/wordml/symex" xmlns:wpg="http://schemas.microsoft.com/office/word/2010/wordprocessingGroup" xmlns:wpi="http://schemas.microsoft.com/office/word/2010/wordprocessingInk" xmlns:wne="http://schemas.microsoft.com/office/word/2006/wordml" xmlns:wps="http://schemas.microsoft.com/office/word/2010/wordprocessingShape" mc:Ignorable="w14 w15 w16se w16cid w16 w16cex w16sdtdh w16sdtfl w16du wp14">
   <w:endnote w:type="separator" w:id="-1">
     <w:p>
       <w:pPr>
@@ -13821,7 +13607,7 @@
 </file>
 
 <file path=word/footer1.xml><?xml version="1.0" encoding="utf-8"?>
-<w:ftr xmlns:wpc="http://schemas.microsoft.com/office/word/2010/wordprocessingCanvas" xmlns:cx="http://schemas.microsoft.com/office/drawing/2014/chartex" xmlns:cx1="http://schemas.microsoft.com/office/drawing/2015/9/8/chartex" xmlns:cx2="http://schemas.microsoft.com/office/drawing/2015/10/21/chartex" xmlns:cx3="http://schemas.microsoft.com/office/drawing/2016/5/9/chartex" xmlns:cx4="http://schemas.microsoft.com/office/drawing/2016/5/10/chartex" xmlns:cx5="http://schemas.microsoft.com/office/drawing/2016/5/11/chartex" xmlns:cx6="http://schemas.microsoft.com/office/drawing/2016/5/12/chartex" xmlns:cx7="http://schemas.microsoft.com/office/drawing/2016/5/13/chartex" xmlns:cx8="http://schemas.microsoft.com/office/drawing/2016/5/14/chartex" xmlns:mc="http://schemas.openxmlformats.org/markup-compatibility/2006" xmlns:aink="http://schemas.microsoft.com/office/drawing/2016/ink" xmlns:am3d="http://schemas.microsoft.com/office/drawing/2017/model3d" xmlns:o="urn:schemas-microsoft-com:office:office" xmlns:r="http://schemas.openxmlformats.org/officeDocument/2006/relationships" xmlns:m="http://schemas.openxmlformats.org/officeDocument/2006/math" xmlns:v="urn:schemas-microsoft-com:vml" xmlns:wp14="http://schemas.microsoft.com/office/word/2010/wordprocessingDrawing" xmlns:wp="http://schemas.openxmlformats.org/drawingml/2006/wordprocessingDrawing" xmlns:w10="urn:schemas-microsoft-com:office:word" xmlns:w="http://schemas.openxmlformats.org/wordprocessingml/2006/main" xmlns:w14="http://schemas.microsoft.com/office/word/2010/wordml" xmlns:w15="http://schemas.microsoft.com/office/word/2012/wordml" xmlns:w16cex="http://schemas.microsoft.com/office/word/2018/wordml/cex" xmlns:w16cid="http://schemas.microsoft.com/office/word/2016/wordml/cid" xmlns:w16="http://schemas.microsoft.com/office/word/2018/wordml" xmlns:w16sdtdh="http://schemas.microsoft.com/office/word/2020/wordml/sdtdatahash" xmlns:w16se="http://schemas.microsoft.com/office/word/2015/wordml/symex" xmlns:wpg="http://schemas.microsoft.com/office/word/2010/wordprocessingGroup" xmlns:wpi="http://schemas.microsoft.com/office/word/2010/wordprocessingInk" xmlns:wne="http://schemas.microsoft.com/office/word/2006/wordml" xmlns:wps="http://schemas.microsoft.com/office/word/2010/wordprocessingShape" mc:Ignorable="w14 w15 w16se w16cid w16 w16cex w16sdtdh wp14">
+<w:ftr xmlns:wpc="http://schemas.microsoft.com/office/word/2010/wordprocessingCanvas" xmlns:cx="http://schemas.microsoft.com/office/drawing/2014/chartex" xmlns:cx1="http://schemas.microsoft.com/office/drawing/2015/9/8/chartex" xmlns:cx2="http://schemas.microsoft.com/office/drawing/2015/10/21/chartex" xmlns:cx3="http://schemas.microsoft.com/office/drawing/2016/5/9/chartex" xmlns:cx4="http://schemas.microsoft.com/office/drawing/2016/5/10/chartex" xmlns:cx5="http://schemas.microsoft.com/office/drawing/2016/5/11/chartex" xmlns:cx6="http://schemas.microsoft.com/office/drawing/2016/5/12/chartex" xmlns:cx7="http://schemas.microsoft.com/office/drawing/2016/5/13/chartex" xmlns:cx8="http://schemas.microsoft.com/office/drawing/2016/5/14/chartex" xmlns:mc="http://schemas.openxmlformats.org/markup-compatibility/2006" xmlns:aink="http://schemas.microsoft.com/office/drawing/2016/ink" xmlns:am3d="http://schemas.microsoft.com/office/drawing/2017/model3d" xmlns:o="urn:schemas-microsoft-com:office:office" xmlns:oel="http://schemas.microsoft.com/office/2019/extlst" xmlns:r="http://schemas.openxmlformats.org/officeDocument/2006/relationships" xmlns:m="http://schemas.openxmlformats.org/officeDocument/2006/math" xmlns:v="urn:schemas-microsoft-com:vml" xmlns:wp14="http://schemas.microsoft.com/office/word/2010/wordprocessingDrawing" xmlns:wp="http://schemas.openxmlformats.org/drawingml/2006/wordprocessingDrawing" xmlns:w10="urn:schemas-microsoft-com:office:word" xmlns:w="http://schemas.openxmlformats.org/wordprocessingml/2006/main" xmlns:w14="http://schemas.microsoft.com/office/word/2010/wordml" xmlns:w15="http://schemas.microsoft.com/office/word/2012/wordml" xmlns:w16cex="http://schemas.microsoft.com/office/word/2018/wordml/cex" xmlns:w16cid="http://schemas.microsoft.com/office/word/2016/wordml/cid" xmlns:w16="http://schemas.microsoft.com/office/word/2018/wordml" xmlns:w16du="http://schemas.microsoft.com/office/word/2023/wordml/word16du" xmlns:w16sdtdh="http://schemas.microsoft.com/office/word/2020/wordml/sdtdatahash" xmlns:w16sdtfl="http://schemas.microsoft.com/office/word/2024/wordml/sdtformatlock" xmlns:w16se="http://schemas.microsoft.com/office/word/2015/wordml/symex" xmlns:wpg="http://schemas.microsoft.com/office/word/2010/wordprocessingGroup" xmlns:wpi="http://schemas.microsoft.com/office/word/2010/wordprocessingInk" xmlns:wne="http://schemas.microsoft.com/office/word/2006/wordml" xmlns:wps="http://schemas.microsoft.com/office/word/2010/wordprocessingShape" mc:Ignorable="w14 w15 w16se w16cid w16 w16cex w16sdtdh w16sdtfl w16du wp14">
   <w:sdt>
     <w:sdtPr>
       <w:id w:val="111017779"/>
@@ -13830,7 +13616,6 @@
         <w:docPartUnique/>
       </w:docPartObj>
     </w:sdtPr>
-    <w:sdtEndPr/>
     <w:sdtContent>
       <w:p>
         <w:pPr>
@@ -13849,7 +13634,7 @@
 </file>
 
 <file path=word/footer2.xml><?xml version="1.0" encoding="utf-8"?>
-<w:ftr xmlns:wpc="http://schemas.microsoft.com/office/word/2010/wordprocessingCanvas" xmlns:cx="http://schemas.microsoft.com/office/drawing/2014/chartex" xmlns:cx1="http://schemas.microsoft.com/office/drawing/2015/9/8/chartex" xmlns:cx2="http://schemas.microsoft.com/office/drawing/2015/10/21/chartex" xmlns:cx3="http://schemas.microsoft.com/office/drawing/2016/5/9/chartex" xmlns:cx4="http://schemas.microsoft.com/office/drawing/2016/5/10/chartex" xmlns:cx5="http://schemas.microsoft.com/office/drawing/2016/5/11/chartex" xmlns:cx6="http://schemas.microsoft.com/office/drawing/2016/5/12/chartex" xmlns:cx7="http://schemas.microsoft.com/office/drawing/2016/5/13/chartex" xmlns:cx8="http://schemas.microsoft.com/office/drawing/2016/5/14/chartex" xmlns:mc="http://schemas.openxmlformats.org/markup-compatibility/2006" xmlns:aink="http://schemas.microsoft.com/office/drawing/2016/ink" xmlns:am3d="http://schemas.microsoft.com/office/drawing/2017/model3d" xmlns:o="urn:schemas-microsoft-com:office:office" xmlns:r="http://schemas.openxmlformats.org/officeDocument/2006/relationships" xmlns:m="http://schemas.openxmlformats.org/officeDocument/2006/math" xmlns:v="urn:schemas-microsoft-com:vml" xmlns:wp14="http://schemas.microsoft.com/office/word/2010/wordprocessingDrawing" xmlns:wp="http://schemas.openxmlformats.org/drawingml/2006/wordprocessingDrawing" xmlns:w10="urn:schemas-microsoft-com:office:word" xmlns:w="http://schemas.openxmlformats.org/wordprocessingml/2006/main" xmlns:w14="http://schemas.microsoft.com/office/word/2010/wordml" xmlns:w15="http://schemas.microsoft.com/office/word/2012/wordml" xmlns:w16cex="http://schemas.microsoft.com/office/word/2018/wordml/cex" xmlns:w16cid="http://schemas.microsoft.com/office/word/2016/wordml/cid" xmlns:w16="http://schemas.microsoft.com/office/word/2018/wordml" xmlns:w16sdtdh="http://schemas.microsoft.com/office/word/2020/wordml/sdtdatahash" xmlns:w16se="http://schemas.microsoft.com/office/word/2015/wordml/symex" xmlns:wpg="http://schemas.microsoft.com/office/word/2010/wordprocessingGroup" xmlns:wpi="http://schemas.microsoft.com/office/word/2010/wordprocessingInk" xmlns:wne="http://schemas.microsoft.com/office/word/2006/wordml" xmlns:wps="http://schemas.microsoft.com/office/word/2010/wordprocessingShape" mc:Ignorable="w14 w15 w16se w16cid w16 w16cex w16sdtdh wp14">
+<w:ftr xmlns:wpc="http://schemas.microsoft.com/office/word/2010/wordprocessingCanvas" xmlns:cx="http://schemas.microsoft.com/office/drawing/2014/chartex" xmlns:cx1="http://schemas.microsoft.com/office/drawing/2015/9/8/chartex" xmlns:cx2="http://schemas.microsoft.com/office/drawing/2015/10/21/chartex" xmlns:cx3="http://schemas.microsoft.com/office/drawing/2016/5/9/chartex" xmlns:cx4="http://schemas.microsoft.com/office/drawing/2016/5/10/chartex" xmlns:cx5="http://schemas.microsoft.com/office/drawing/2016/5/11/chartex" xmlns:cx6="http://schemas.microsoft.com/office/drawing/2016/5/12/chartex" xmlns:cx7="http://schemas.microsoft.com/office/drawing/2016/5/13/chartex" xmlns:cx8="http://schemas.microsoft.com/office/drawing/2016/5/14/chartex" xmlns:mc="http://schemas.openxmlformats.org/markup-compatibility/2006" xmlns:aink="http://schemas.microsoft.com/office/drawing/2016/ink" xmlns:am3d="http://schemas.microsoft.com/office/drawing/2017/model3d" xmlns:o="urn:schemas-microsoft-com:office:office" xmlns:oel="http://schemas.microsoft.com/office/2019/extlst" xmlns:r="http://schemas.openxmlformats.org/officeDocument/2006/relationships" xmlns:m="http://schemas.openxmlformats.org/officeDocument/2006/math" xmlns:v="urn:schemas-microsoft-com:vml" xmlns:wp14="http://schemas.microsoft.com/office/word/2010/wordprocessingDrawing" xmlns:wp="http://schemas.openxmlformats.org/drawingml/2006/wordprocessingDrawing" xmlns:w10="urn:schemas-microsoft-com:office:word" xmlns:w="http://schemas.openxmlformats.org/wordprocessingml/2006/main" xmlns:w14="http://schemas.microsoft.com/office/word/2010/wordml" xmlns:w15="http://schemas.microsoft.com/office/word/2012/wordml" xmlns:w16cex="http://schemas.microsoft.com/office/word/2018/wordml/cex" xmlns:w16cid="http://schemas.microsoft.com/office/word/2016/wordml/cid" xmlns:w16="http://schemas.microsoft.com/office/word/2018/wordml" xmlns:w16du="http://schemas.microsoft.com/office/word/2023/wordml/word16du" xmlns:w16sdtdh="http://schemas.microsoft.com/office/word/2020/wordml/sdtdatahash" xmlns:w16sdtfl="http://schemas.microsoft.com/office/word/2024/wordml/sdtformatlock" xmlns:w16se="http://schemas.microsoft.com/office/word/2015/wordml/symex" xmlns:wpg="http://schemas.microsoft.com/office/word/2010/wordprocessingGroup" xmlns:wpi="http://schemas.microsoft.com/office/word/2010/wordprocessingInk" xmlns:wne="http://schemas.microsoft.com/office/word/2006/wordml" xmlns:wps="http://schemas.microsoft.com/office/word/2010/wordprocessingShape" mc:Ignorable="w14 w15 w16se w16cid w16 w16cex w16sdtdh w16sdtfl w16du wp14">
   <w:sdt>
     <w:sdtPr>
       <w:id w:val="-1465197936"/>
@@ -13858,7 +13643,6 @@
         <w:docPartUnique/>
       </w:docPartObj>
     </w:sdtPr>
-    <w:sdtEndPr/>
     <w:sdtContent>
       <w:p>
         <w:pPr>
@@ -14004,7 +13788,7 @@
 </file>
 
 <file path=word/footnotes.xml><?xml version="1.0" encoding="utf-8"?>
-<w:footnotes xmlns:wpc="http://schemas.microsoft.com/office/word/2010/wordprocessingCanvas" xmlns:cx="http://schemas.microsoft.com/office/drawing/2014/chartex" xmlns:cx1="http://schemas.microsoft.com/office/drawing/2015/9/8/chartex" xmlns:cx2="http://schemas.microsoft.com/office/drawing/2015/10/21/chartex" xmlns:cx3="http://schemas.microsoft.com/office/drawing/2016/5/9/chartex" xmlns:cx4="http://schemas.microsoft.com/office/drawing/2016/5/10/chartex" xmlns:cx5="http://schemas.microsoft.com/office/drawing/2016/5/11/chartex" xmlns:cx6="http://schemas.microsoft.com/office/drawing/2016/5/12/chartex" xmlns:cx7="http://schemas.microsoft.com/office/drawing/2016/5/13/chartex" xmlns:cx8="http://schemas.microsoft.com/office/drawing/2016/5/14/chartex" xmlns:mc="http://schemas.openxmlformats.org/markup-compatibility/2006" xmlns:aink="http://schemas.microsoft.com/office/drawing/2016/ink" xmlns:am3d="http://schemas.microsoft.com/office/drawing/2017/model3d" xmlns:o="urn:schemas-microsoft-com:office:office" xmlns:r="http://schemas.openxmlformats.org/officeDocument/2006/relationships" xmlns:m="http://schemas.openxmlformats.org/officeDocument/2006/math" xmlns:v="urn:schemas-microsoft-com:vml" xmlns:wp14="http://schemas.microsoft.com/office/word/2010/wordprocessingDrawing" xmlns:wp="http://schemas.openxmlformats.org/drawingml/2006/wordprocessingDrawing" xmlns:w10="urn:schemas-microsoft-com:office:word" xmlns:w="http://schemas.openxmlformats.org/wordprocessingml/2006/main" xmlns:w14="http://schemas.microsoft.com/office/word/2010/wordml" xmlns:w15="http://schemas.microsoft.com/office/word/2012/wordml" xmlns:w16cex="http://schemas.microsoft.com/office/word/2018/wordml/cex" xmlns:w16cid="http://schemas.microsoft.com/office/word/2016/wordml/cid" xmlns:w16="http://schemas.microsoft.com/office/word/2018/wordml" xmlns:w16sdtdh="http://schemas.microsoft.com/office/word/2020/wordml/sdtdatahash" xmlns:w16se="http://schemas.microsoft.com/office/word/2015/wordml/symex" xmlns:wpg="http://schemas.microsoft.com/office/word/2010/wordprocessingGroup" xmlns:wpi="http://schemas.microsoft.com/office/word/2010/wordprocessingInk" xmlns:wne="http://schemas.microsoft.com/office/word/2006/wordml" xmlns:wps="http://schemas.microsoft.com/office/word/2010/wordprocessingShape" mc:Ignorable="w14 w15 w16se w16cid w16 w16cex w16sdtdh wp14">
+<w:footnotes xmlns:wpc="http://schemas.microsoft.com/office/word/2010/wordprocessingCanvas" xmlns:cx="http://schemas.microsoft.com/office/drawing/2014/chartex" xmlns:cx1="http://schemas.microsoft.com/office/drawing/2015/9/8/chartex" xmlns:cx2="http://schemas.microsoft.com/office/drawing/2015/10/21/chartex" xmlns:cx3="http://schemas.microsoft.com/office/drawing/2016/5/9/chartex" xmlns:cx4="http://schemas.microsoft.com/office/drawing/2016/5/10/chartex" xmlns:cx5="http://schemas.microsoft.com/office/drawing/2016/5/11/chartex" xmlns:cx6="http://schemas.microsoft.com/office/drawing/2016/5/12/chartex" xmlns:cx7="http://schemas.microsoft.com/office/drawing/2016/5/13/chartex" xmlns:cx8="http://schemas.microsoft.com/office/drawing/2016/5/14/chartex" xmlns:mc="http://schemas.openxmlformats.org/markup-compatibility/2006" xmlns:aink="http://schemas.microsoft.com/office/drawing/2016/ink" xmlns:am3d="http://schemas.microsoft.com/office/drawing/2017/model3d" xmlns:o="urn:schemas-microsoft-com:office:office" xmlns:oel="http://schemas.microsoft.com/office/2019/extlst" xmlns:r="http://schemas.openxmlformats.org/officeDocument/2006/relationships" xmlns:m="http://schemas.openxmlformats.org/officeDocument/2006/math" xmlns:v="urn:schemas-microsoft-com:vml" xmlns:wp14="http://schemas.microsoft.com/office/word/2010/wordprocessingDrawing" xmlns:wp="http://schemas.openxmlformats.org/drawingml/2006/wordprocessingDrawing" xmlns:w10="urn:schemas-microsoft-com:office:word" xmlns:w="http://schemas.openxmlformats.org/wordprocessingml/2006/main" xmlns:w14="http://schemas.microsoft.com/office/word/2010/wordml" xmlns:w15="http://schemas.microsoft.com/office/word/2012/wordml" xmlns:w16cex="http://schemas.microsoft.com/office/word/2018/wordml/cex" xmlns:w16cid="http://schemas.microsoft.com/office/word/2016/wordml/cid" xmlns:w16="http://schemas.microsoft.com/office/word/2018/wordml" xmlns:w16du="http://schemas.microsoft.com/office/word/2023/wordml/word16du" xmlns:w16sdtdh="http://schemas.microsoft.com/office/word/2020/wordml/sdtdatahash" xmlns:w16sdtfl="http://schemas.microsoft.com/office/word/2024/wordml/sdtformatlock" xmlns:w16se="http://schemas.microsoft.com/office/word/2015/wordml/symex" xmlns:wpg="http://schemas.microsoft.com/office/word/2010/wordprocessingGroup" xmlns:wpi="http://schemas.microsoft.com/office/word/2010/wordprocessingInk" xmlns:wne="http://schemas.microsoft.com/office/word/2006/wordml" xmlns:wps="http://schemas.microsoft.com/office/word/2010/wordprocessingShape" mc:Ignorable="w14 w15 w16se w16cid w16 w16cex w16sdtdh w16sdtfl w16du wp14">
   <w:footnote w:type="separator" w:id="-1">
     <w:p>
       <w:pPr>
@@ -14029,7 +13813,7 @@
 </file>
 
 <file path=word/header1.xml><?xml version="1.0" encoding="utf-8"?>
-<w:hdr xmlns:wpc="http://schemas.microsoft.com/office/word/2010/wordprocessingCanvas" xmlns:cx="http://schemas.microsoft.com/office/drawing/2014/chartex" xmlns:cx1="http://schemas.microsoft.com/office/drawing/2015/9/8/chartex" xmlns:cx2="http://schemas.microsoft.com/office/drawing/2015/10/21/chartex" xmlns:cx3="http://schemas.microsoft.com/office/drawing/2016/5/9/chartex" xmlns:cx4="http://schemas.microsoft.com/office/drawing/2016/5/10/chartex" xmlns:cx5="http://schemas.microsoft.com/office/drawing/2016/5/11/chartex" xmlns:cx6="http://schemas.microsoft.com/office/drawing/2016/5/12/chartex" xmlns:cx7="http://schemas.microsoft.com/office/drawing/2016/5/13/chartex" xmlns:cx8="http://schemas.microsoft.com/office/drawing/2016/5/14/chartex" xmlns:mc="http://schemas.openxmlformats.org/markup-compatibility/2006" xmlns:aink="http://schemas.microsoft.com/office/drawing/2016/ink" xmlns:am3d="http://schemas.microsoft.com/office/drawing/2017/model3d" xmlns:o="urn:schemas-microsoft-com:office:office" xmlns:r="http://schemas.openxmlformats.org/officeDocument/2006/relationships" xmlns:m="http://schemas.openxmlformats.org/officeDocument/2006/math" xmlns:v="urn:schemas-microsoft-com:vml" xmlns:wp14="http://schemas.microsoft.com/office/word/2010/wordprocessingDrawing" xmlns:wp="http://schemas.openxmlformats.org/drawingml/2006/wordprocessingDrawing" xmlns:w10="urn:schemas-microsoft-com:office:word" xmlns:w="http://schemas.openxmlformats.org/wordprocessingml/2006/main" xmlns:w14="http://schemas.microsoft.com/office/word/2010/wordml" xmlns:w15="http://schemas.microsoft.com/office/word/2012/wordml" xmlns:w16cex="http://schemas.microsoft.com/office/word/2018/wordml/cex" xmlns:w16cid="http://schemas.microsoft.com/office/word/2016/wordml/cid" xmlns:w16="http://schemas.microsoft.com/office/word/2018/wordml" xmlns:w16sdtdh="http://schemas.microsoft.com/office/word/2020/wordml/sdtdatahash" xmlns:w16se="http://schemas.microsoft.com/office/word/2015/wordml/symex" xmlns:wpg="http://schemas.microsoft.com/office/word/2010/wordprocessingGroup" xmlns:wpi="http://schemas.microsoft.com/office/word/2010/wordprocessingInk" xmlns:wne="http://schemas.microsoft.com/office/word/2006/wordml" xmlns:wps="http://schemas.microsoft.com/office/word/2010/wordprocessingShape" mc:Ignorable="w14 w15 w16se w16cid w16 w16cex w16sdtdh wp14">
+<w:hdr xmlns:wpc="http://schemas.microsoft.com/office/word/2010/wordprocessingCanvas" xmlns:cx="http://schemas.microsoft.com/office/drawing/2014/chartex" xmlns:cx1="http://schemas.microsoft.com/office/drawing/2015/9/8/chartex" xmlns:cx2="http://schemas.microsoft.com/office/drawing/2015/10/21/chartex" xmlns:cx3="http://schemas.microsoft.com/office/drawing/2016/5/9/chartex" xmlns:cx4="http://schemas.microsoft.com/office/drawing/2016/5/10/chartex" xmlns:cx5="http://schemas.microsoft.com/office/drawing/2016/5/11/chartex" xmlns:cx6="http://schemas.microsoft.com/office/drawing/2016/5/12/chartex" xmlns:cx7="http://schemas.microsoft.com/office/drawing/2016/5/13/chartex" xmlns:cx8="http://schemas.microsoft.com/office/drawing/2016/5/14/chartex" xmlns:mc="http://schemas.openxmlformats.org/markup-compatibility/2006" xmlns:aink="http://schemas.microsoft.com/office/drawing/2016/ink" xmlns:am3d="http://schemas.microsoft.com/office/drawing/2017/model3d" xmlns:o="urn:schemas-microsoft-com:office:office" xmlns:oel="http://schemas.microsoft.com/office/2019/extlst" xmlns:r="http://schemas.openxmlformats.org/officeDocument/2006/relationships" xmlns:m="http://schemas.openxmlformats.org/officeDocument/2006/math" xmlns:v="urn:schemas-microsoft-com:vml" xmlns:wp14="http://schemas.microsoft.com/office/word/2010/wordprocessingDrawing" xmlns:wp="http://schemas.openxmlformats.org/drawingml/2006/wordprocessingDrawing" xmlns:w10="urn:schemas-microsoft-com:office:word" xmlns:w="http://schemas.openxmlformats.org/wordprocessingml/2006/main" xmlns:w14="http://schemas.microsoft.com/office/word/2010/wordml" xmlns:w15="http://schemas.microsoft.com/office/word/2012/wordml" xmlns:w16cex="http://schemas.microsoft.com/office/word/2018/wordml/cex" xmlns:w16cid="http://schemas.microsoft.com/office/word/2016/wordml/cid" xmlns:w16="http://schemas.microsoft.com/office/word/2018/wordml" xmlns:w16du="http://schemas.microsoft.com/office/word/2023/wordml/word16du" xmlns:w16sdtdh="http://schemas.microsoft.com/office/word/2020/wordml/sdtdatahash" xmlns:w16sdtfl="http://schemas.microsoft.com/office/word/2024/wordml/sdtformatlock" xmlns:w16se="http://schemas.microsoft.com/office/word/2015/wordml/symex" xmlns:wpg="http://schemas.microsoft.com/office/word/2010/wordprocessingGroup" xmlns:wpi="http://schemas.microsoft.com/office/word/2010/wordprocessingInk" xmlns:wne="http://schemas.microsoft.com/office/word/2006/wordml" xmlns:wps="http://schemas.microsoft.com/office/word/2010/wordprocessingShape" mc:Ignorable="w14 w15 w16se w16cid w16 w16cex w16sdtdh w16sdtfl w16du wp14">
   <w:p>
     <w:pPr>
       <w:pStyle w:val="Encabezado"/>
@@ -14115,7 +13899,7 @@
 </file>
 
 <file path=word/numbering.xml><?xml version="1.0" encoding="utf-8"?>
-<w:numbering xmlns:wpc="http://schemas.microsoft.com/office/word/2010/wordprocessingCanvas" xmlns:cx="http://schemas.microsoft.com/office/drawing/2014/chartex" xmlns:cx1="http://schemas.microsoft.com/office/drawing/2015/9/8/chartex" xmlns:cx2="http://schemas.microsoft.com/office/drawing/2015/10/21/chartex" xmlns:cx3="http://schemas.microsoft.com/office/drawing/2016/5/9/chartex" xmlns:cx4="http://schemas.microsoft.com/office/drawing/2016/5/10/chartex" xmlns:cx5="http://schemas.microsoft.com/office/drawing/2016/5/11/chartex" xmlns:cx6="http://schemas.microsoft.com/office/drawing/2016/5/12/chartex" xmlns:cx7="http://schemas.microsoft.com/office/drawing/2016/5/13/chartex" xmlns:cx8="http://schemas.microsoft.com/office/drawing/2016/5/14/chartex" xmlns:mc="http://schemas.openxmlformats.org/markup-compatibility/2006" xmlns:aink="http://schemas.microsoft.com/office/drawing/2016/ink" xmlns:am3d="http://schemas.microsoft.com/office/drawing/2017/model3d" xmlns:o="urn:schemas-microsoft-com:office:office" xmlns:r="http://schemas.openxmlformats.org/officeDocument/2006/relationships" xmlns:m="http://schemas.openxmlformats.org/officeDocument/2006/math" xmlns:v="urn:schemas-microsoft-com:vml" xmlns:wp14="http://schemas.microsoft.com/office/word/2010/wordprocessingDrawing" xmlns:wp="http://schemas.openxmlformats.org/drawingml/2006/wordprocessingDrawing" xmlns:w10="urn:schemas-microsoft-com:office:word" xmlns:w="http://schemas.openxmlformats.org/wordprocessingml/2006/main" xmlns:w14="http://schemas.microsoft.com/office/word/2010/wordml" xmlns:w15="http://schemas.microsoft.com/office/word/2012/wordml" xmlns:w16cex="http://schemas.microsoft.com/office/word/2018/wordml/cex" xmlns:w16cid="http://schemas.microsoft.com/office/word/2016/wordml/cid" xmlns:w16="http://schemas.microsoft.com/office/word/2018/wordml" xmlns:w16sdtdh="http://schemas.microsoft.com/office/word/2020/wordml/sdtdatahash" xmlns:w16se="http://schemas.microsoft.com/office/word/2015/wordml/symex" xmlns:wpg="http://schemas.microsoft.com/office/word/2010/wordprocessingGroup" xmlns:wpi="http://schemas.microsoft.com/office/word/2010/wordprocessingInk" xmlns:wne="http://schemas.microsoft.com/office/word/2006/wordml" xmlns:wps="http://schemas.microsoft.com/office/word/2010/wordprocessingShape" mc:Ignorable="w14 w15 w16se w16cid w16 w16cex w16sdtdh wp14">
+<w:numbering xmlns:wpc="http://schemas.microsoft.com/office/word/2010/wordprocessingCanvas" xmlns:cx="http://schemas.microsoft.com/office/drawing/2014/chartex" xmlns:cx1="http://schemas.microsoft.com/office/drawing/2015/9/8/chartex" xmlns:cx2="http://schemas.microsoft.com/office/drawing/2015/10/21/chartex" xmlns:cx3="http://schemas.microsoft.com/office/drawing/2016/5/9/chartex" xmlns:cx4="http://schemas.microsoft.com/office/drawing/2016/5/10/chartex" xmlns:cx5="http://schemas.microsoft.com/office/drawing/2016/5/11/chartex" xmlns:cx6="http://schemas.microsoft.com/office/drawing/2016/5/12/chartex" xmlns:cx7="http://schemas.microsoft.com/office/drawing/2016/5/13/chartex" xmlns:cx8="http://schemas.microsoft.com/office/drawing/2016/5/14/chartex" xmlns:mc="http://schemas.openxmlformats.org/markup-compatibility/2006" xmlns:aink="http://schemas.microsoft.com/office/drawing/2016/ink" xmlns:am3d="http://schemas.microsoft.com/office/drawing/2017/model3d" xmlns:o="urn:schemas-microsoft-com:office:office" xmlns:oel="http://schemas.microsoft.com/office/2019/extlst" xmlns:r="http://schemas.openxmlformats.org/officeDocument/2006/relationships" xmlns:m="http://schemas.openxmlformats.org/officeDocument/2006/math" xmlns:v="urn:schemas-microsoft-com:vml" xmlns:wp14="http://schemas.microsoft.com/office/word/2010/wordprocessingDrawing" xmlns:wp="http://schemas.openxmlformats.org/drawingml/2006/wordprocessingDrawing" xmlns:w10="urn:schemas-microsoft-com:office:word" xmlns:w="http://schemas.openxmlformats.org/wordprocessingml/2006/main" xmlns:w14="http://schemas.microsoft.com/office/word/2010/wordml" xmlns:w15="http://schemas.microsoft.com/office/word/2012/wordml" xmlns:w16cex="http://schemas.microsoft.com/office/word/2018/wordml/cex" xmlns:w16cid="http://schemas.microsoft.com/office/word/2016/wordml/cid" xmlns:w16="http://schemas.microsoft.com/office/word/2018/wordml" xmlns:w16du="http://schemas.microsoft.com/office/word/2023/wordml/word16du" xmlns:w16sdtdh="http://schemas.microsoft.com/office/word/2020/wordml/sdtdatahash" xmlns:w16sdtfl="http://schemas.microsoft.com/office/word/2024/wordml/sdtformatlock" xmlns:w16se="http://schemas.microsoft.com/office/word/2015/wordml/symex" xmlns:wpg="http://schemas.microsoft.com/office/word/2010/wordprocessingGroup" xmlns:wpi="http://schemas.microsoft.com/office/word/2010/wordprocessingInk" xmlns:wne="http://schemas.microsoft.com/office/word/2006/wordml" xmlns:wps="http://schemas.microsoft.com/office/word/2010/wordprocessingShape" mc:Ignorable="w14 w15 w16se w16cid w16 w16cex w16sdtdh w16sdtfl w16du wp14">
   <w:abstractNum w:abstractNumId="0" w15:restartNumberingAfterBreak="0">
     <w:nsid w:val="FFFFFF89"/>
     <w:multiLevelType w:val="singleLevel"/>
@@ -21114,160 +20898,160 @@
       </w:pPr>
     </w:lvl>
   </w:abstractNum>
-  <w:num w:numId="1">
+  <w:num w:numId="1" w16cid:durableId="15277241">
     <w:abstractNumId w:val="51"/>
   </w:num>
-  <w:num w:numId="2">
+  <w:num w:numId="2" w16cid:durableId="371419461">
     <w:abstractNumId w:val="0"/>
   </w:num>
-  <w:num w:numId="3">
+  <w:num w:numId="3" w16cid:durableId="337773595">
     <w:abstractNumId w:val="17"/>
   </w:num>
-  <w:num w:numId="4">
+  <w:num w:numId="4" w16cid:durableId="1329139979">
     <w:abstractNumId w:val="34"/>
   </w:num>
-  <w:num w:numId="5">
+  <w:num w:numId="5" w16cid:durableId="1505900602">
     <w:abstractNumId w:val="22"/>
   </w:num>
-  <w:num w:numId="6">
+  <w:num w:numId="6" w16cid:durableId="20400671">
     <w:abstractNumId w:val="8"/>
   </w:num>
-  <w:num w:numId="7">
+  <w:num w:numId="7" w16cid:durableId="877939536">
     <w:abstractNumId w:val="47"/>
   </w:num>
-  <w:num w:numId="8">
+  <w:num w:numId="8" w16cid:durableId="1397507524">
     <w:abstractNumId w:val="25"/>
   </w:num>
-  <w:num w:numId="9">
+  <w:num w:numId="9" w16cid:durableId="367533481">
     <w:abstractNumId w:val="45"/>
   </w:num>
-  <w:num w:numId="10">
+  <w:num w:numId="10" w16cid:durableId="1285965651">
     <w:abstractNumId w:val="30"/>
   </w:num>
-  <w:num w:numId="11">
+  <w:num w:numId="11" w16cid:durableId="1007364404">
     <w:abstractNumId w:val="38"/>
   </w:num>
-  <w:num w:numId="12">
+  <w:num w:numId="12" w16cid:durableId="89395133">
     <w:abstractNumId w:val="14"/>
   </w:num>
-  <w:num w:numId="13">
+  <w:num w:numId="13" w16cid:durableId="1867134046">
     <w:abstractNumId w:val="7"/>
   </w:num>
-  <w:num w:numId="14">
+  <w:num w:numId="14" w16cid:durableId="1855262896">
     <w:abstractNumId w:val="48"/>
   </w:num>
-  <w:num w:numId="15">
+  <w:num w:numId="15" w16cid:durableId="1502237333">
     <w:abstractNumId w:val="1"/>
   </w:num>
-  <w:num w:numId="16">
+  <w:num w:numId="16" w16cid:durableId="623661193">
     <w:abstractNumId w:val="12"/>
   </w:num>
-  <w:num w:numId="17">
+  <w:num w:numId="17" w16cid:durableId="1222525628">
     <w:abstractNumId w:val="41"/>
   </w:num>
-  <w:num w:numId="18">
+  <w:num w:numId="18" w16cid:durableId="1628514182">
     <w:abstractNumId w:val="5"/>
   </w:num>
-  <w:num w:numId="19">
+  <w:num w:numId="19" w16cid:durableId="743381114">
     <w:abstractNumId w:val="39"/>
   </w:num>
-  <w:num w:numId="20">
+  <w:num w:numId="20" w16cid:durableId="686829183">
     <w:abstractNumId w:val="6"/>
   </w:num>
-  <w:num w:numId="21">
+  <w:num w:numId="21" w16cid:durableId="556626452">
     <w:abstractNumId w:val="27"/>
   </w:num>
-  <w:num w:numId="22">
+  <w:num w:numId="22" w16cid:durableId="668141716">
     <w:abstractNumId w:val="33"/>
   </w:num>
-  <w:num w:numId="23">
+  <w:num w:numId="23" w16cid:durableId="746346258">
     <w:abstractNumId w:val="42"/>
   </w:num>
-  <w:num w:numId="24">
+  <w:num w:numId="24" w16cid:durableId="563183141">
     <w:abstractNumId w:val="11"/>
   </w:num>
-  <w:num w:numId="25">
+  <w:num w:numId="25" w16cid:durableId="2010790152">
     <w:abstractNumId w:val="21"/>
   </w:num>
-  <w:num w:numId="26">
+  <w:num w:numId="26" w16cid:durableId="1716350466">
     <w:abstractNumId w:val="2"/>
   </w:num>
-  <w:num w:numId="27">
+  <w:num w:numId="27" w16cid:durableId="1731615375">
     <w:abstractNumId w:val="18"/>
   </w:num>
-  <w:num w:numId="28">
+  <w:num w:numId="28" w16cid:durableId="613248222">
     <w:abstractNumId w:val="26"/>
   </w:num>
-  <w:num w:numId="29">
+  <w:num w:numId="29" w16cid:durableId="1331520504">
     <w:abstractNumId w:val="20"/>
   </w:num>
-  <w:num w:numId="30">
+  <w:num w:numId="30" w16cid:durableId="5913556">
     <w:abstractNumId w:val="37"/>
   </w:num>
-  <w:num w:numId="31">
+  <w:num w:numId="31" w16cid:durableId="217935405">
     <w:abstractNumId w:val="32"/>
   </w:num>
-  <w:num w:numId="32">
+  <w:num w:numId="32" w16cid:durableId="943461353">
     <w:abstractNumId w:val="43"/>
   </w:num>
-  <w:num w:numId="33">
+  <w:num w:numId="33" w16cid:durableId="1657370023">
     <w:abstractNumId w:val="13"/>
   </w:num>
-  <w:num w:numId="34">
+  <w:num w:numId="34" w16cid:durableId="1054885653">
     <w:abstractNumId w:val="46"/>
   </w:num>
-  <w:num w:numId="35">
+  <w:num w:numId="35" w16cid:durableId="1512984082">
     <w:abstractNumId w:val="29"/>
   </w:num>
-  <w:num w:numId="36">
+  <w:num w:numId="36" w16cid:durableId="2048991404">
     <w:abstractNumId w:val="19"/>
   </w:num>
-  <w:num w:numId="37">
+  <w:num w:numId="37" w16cid:durableId="1293950161">
     <w:abstractNumId w:val="49"/>
   </w:num>
-  <w:num w:numId="38">
+  <w:num w:numId="38" w16cid:durableId="1386758342">
     <w:abstractNumId w:val="40"/>
   </w:num>
-  <w:num w:numId="39">
+  <w:num w:numId="39" w16cid:durableId="785123464">
     <w:abstractNumId w:val="44"/>
   </w:num>
-  <w:num w:numId="40">
+  <w:num w:numId="40" w16cid:durableId="15549753">
     <w:abstractNumId w:val="15"/>
   </w:num>
-  <w:num w:numId="41">
+  <w:num w:numId="41" w16cid:durableId="1184049414">
     <w:abstractNumId w:val="9"/>
   </w:num>
-  <w:num w:numId="42">
+  <w:num w:numId="42" w16cid:durableId="127287364">
     <w:abstractNumId w:val="35"/>
   </w:num>
-  <w:num w:numId="43">
+  <w:num w:numId="43" w16cid:durableId="1567373418">
     <w:abstractNumId w:val="3"/>
   </w:num>
-  <w:num w:numId="44">
+  <w:num w:numId="44" w16cid:durableId="1947229497">
     <w:abstractNumId w:val="4"/>
   </w:num>
-  <w:num w:numId="45">
+  <w:num w:numId="45" w16cid:durableId="1953051080">
     <w:abstractNumId w:val="10"/>
   </w:num>
-  <w:num w:numId="46">
+  <w:num w:numId="46" w16cid:durableId="833181109">
     <w:abstractNumId w:val="24"/>
   </w:num>
-  <w:num w:numId="47">
+  <w:num w:numId="47" w16cid:durableId="1211763980">
     <w:abstractNumId w:val="31"/>
   </w:num>
-  <w:num w:numId="48">
+  <w:num w:numId="48" w16cid:durableId="1438911737">
     <w:abstractNumId w:val="23"/>
   </w:num>
-  <w:num w:numId="49">
+  <w:num w:numId="49" w16cid:durableId="241641741">
     <w:abstractNumId w:val="28"/>
   </w:num>
-  <w:num w:numId="50">
+  <w:num w:numId="50" w16cid:durableId="1406681004">
     <w:abstractNumId w:val="50"/>
   </w:num>
-  <w:num w:numId="51">
+  <w:num w:numId="51" w16cid:durableId="1371491850">
     <w:abstractNumId w:val="36"/>
   </w:num>
-  <w:num w:numId="52">
+  <w:num w:numId="52" w16cid:durableId="644622555">
     <w:abstractNumId w:val="16"/>
   </w:num>
   <w:numIdMacAtCleanup w:val="52"/>
@@ -21275,7 +21059,7 @@
 </file>
 
 <file path=word/styles.xml><?xml version="1.0" encoding="utf-8"?>
-<w:styles xmlns:mc="http://schemas.openxmlformats.org/markup-compatibility/2006" xmlns:r="http://schemas.openxmlformats.org/officeDocument/2006/relationships" xmlns:w="http://schemas.openxmlformats.org/wordprocessingml/2006/main" xmlns:w14="http://schemas.microsoft.com/office/word/2010/wordml" xmlns:w15="http://schemas.microsoft.com/office/word/2012/wordml" xmlns:w16cex="http://schemas.microsoft.com/office/word/2018/wordml/cex" xmlns:w16cid="http://schemas.microsoft.com/office/word/2016/wordml/cid" xmlns:w16="http://schemas.microsoft.com/office/word/2018/wordml" xmlns:w16sdtdh="http://schemas.microsoft.com/office/word/2020/wordml/sdtdatahash" xmlns:w16se="http://schemas.microsoft.com/office/word/2015/wordml/symex" mc:Ignorable="w14 w15 w16se w16cid w16 w16cex w16sdtdh">
+<w:styles xmlns:mc="http://schemas.openxmlformats.org/markup-compatibility/2006" xmlns:r="http://schemas.openxmlformats.org/officeDocument/2006/relationships" xmlns:w="http://schemas.openxmlformats.org/wordprocessingml/2006/main" xmlns:w14="http://schemas.microsoft.com/office/word/2010/wordml" xmlns:w15="http://schemas.microsoft.com/office/word/2012/wordml" xmlns:w16cex="http://schemas.microsoft.com/office/word/2018/wordml/cex" xmlns:w16cid="http://schemas.microsoft.com/office/word/2016/wordml/cid" xmlns:w16="http://schemas.microsoft.com/office/word/2018/wordml" xmlns:w16du="http://schemas.microsoft.com/office/word/2023/wordml/word16du" xmlns:w16sdtdh="http://schemas.microsoft.com/office/word/2020/wordml/sdtdatahash" xmlns:w16sdtfl="http://schemas.microsoft.com/office/word/2024/wordml/sdtformatlock" xmlns:w16se="http://schemas.microsoft.com/office/word/2015/wordml/symex" mc:Ignorable="w14 w15 w16se w16cid w16 w16cex w16sdtdh w16sdtfl w16du">
   <w:docDefaults>
     <w:rPrDefault>
       <w:rPr>
@@ -21819,6 +21603,7 @@
   <w:style w:type="character" w:default="1" w:styleId="Fuentedeprrafopredeter">
     <w:name w:val="Default Paragraph Font"/>
     <w:uiPriority w:val="1"/>
+    <w:semiHidden/>
     <w:unhideWhenUsed/>
   </w:style>
   <w:style w:type="table" w:default="1" w:styleId="Tablanormal">
